--- a/Fase 2/Evidencias Proyecto/Evidencias de documentación/Archivos Word/04_Sprint_Backlog.docx
+++ b/Fase 2/Evidencias Proyecto/Evidencias de documentación/Archivos Word/04_Sprint_Backlog.docx
@@ -3737,7 +3737,7 @@
               <w:rPr>
                 <w:sz w:val="18"/>
               </w:rPr>
-              <w:t>Documentos de metodología en Word (clase del 05-10)</w:t>
+              <w:t>Documentos de metodología en Word (clase del 06-10)</w:t>
             </w:r>
           </w:p>
         </w:tc>

--- a/Fase 2/Evidencias Proyecto/Evidencias de documentación/Archivos Word/04_Sprint_Backlog.docx
+++ b/Fase 2/Evidencias Proyecto/Evidencias de documentación/Archivos Word/04_Sprint_Backlog.docx
@@ -318,7 +318,7 @@
               <w:rPr>
                 <w:sz w:val="19"/>
               </w:rPr>
-              <w:t>1.0 · 01-10-2026</w:t>
+              <w:t>1.1 · 10-10-2026</w:t>
             </w:r>
           </w:p>
         </w:tc>
@@ -451,7 +451,7 @@
           <w:color w:val="475569"/>
           <w:sz w:val="18"/>
         </w:rPr>
-        <w:t>Reconstruido desde el historial real de Git: cada fila de las iteraciones 1 a 4 corresponde a un commit. El repositorio se inició el 23-09-2026 con un primer commit que trae el producto ya desarrollado en local (entonces llamado GeoCRM); por eso la iteración 1 concentra ese trabajo previo.</w:t>
+        <w:t>Reconstruido desde el historial real de Git: cada fila de las iteraciones 1 a 6 corresponde a un commit o a un entregable fechado. El repositorio se inició el 23-09-2026 con un primer commit que trae el producto ya desarrollado en local (entonces llamado GeoCRM); por eso la iteración 1 concentra ese trabajo previo.</w:t>
       </w:r>
     </w:p>
     <w:p>
@@ -591,7 +591,6 @@
           </w:tcPr>
           <w:p>
             <w:pPr>
-              <w:keepNext/>
               <w:spacing w:after="0"/>
               <w:jc w:val="center"/>
             </w:pPr>
@@ -610,7 +609,6 @@
           </w:tcPr>
           <w:p>
             <w:pPr>
-              <w:keepNext/>
               <w:spacing w:after="0"/>
             </w:pPr>
             <w:r>
@@ -628,7 +626,6 @@
           </w:tcPr>
           <w:p>
             <w:pPr>
-              <w:keepNext/>
               <w:spacing w:after="0"/>
             </w:pPr>
             <w:r>
@@ -646,7 +643,6 @@
           </w:tcPr>
           <w:p>
             <w:pPr>
-              <w:keepNext/>
               <w:spacing w:after="0"/>
               <w:jc w:val="center"/>
             </w:pPr>
@@ -671,7 +667,6 @@
           </w:tcPr>
           <w:p>
             <w:pPr>
-              <w:keepNext/>
               <w:spacing w:after="0"/>
               <w:jc w:val="center"/>
             </w:pPr>
@@ -691,7 +686,6 @@
           </w:tcPr>
           <w:p>
             <w:pPr>
-              <w:keepNext/>
               <w:spacing w:after="0"/>
             </w:pPr>
             <w:r>
@@ -710,7 +704,6 @@
           </w:tcPr>
           <w:p>
             <w:pPr>
-              <w:keepNext/>
               <w:spacing w:after="0"/>
             </w:pPr>
             <w:r>
@@ -729,7 +722,6 @@
           </w:tcPr>
           <w:p>
             <w:pPr>
-              <w:keepNext/>
               <w:spacing w:after="0"/>
               <w:jc w:val="center"/>
             </w:pPr>
@@ -753,7 +745,6 @@
           </w:tcPr>
           <w:p>
             <w:pPr>
-              <w:keepNext/>
               <w:spacing w:after="0"/>
               <w:jc w:val="center"/>
             </w:pPr>
@@ -772,7 +763,6 @@
           </w:tcPr>
           <w:p>
             <w:pPr>
-              <w:keepNext/>
               <w:spacing w:after="0"/>
             </w:pPr>
             <w:r>
@@ -790,7 +780,6 @@
           </w:tcPr>
           <w:p>
             <w:pPr>
-              <w:keepNext/>
               <w:spacing w:after="0"/>
             </w:pPr>
             <w:r>
@@ -808,7 +797,6 @@
           </w:tcPr>
           <w:p>
             <w:pPr>
-              <w:keepNext/>
               <w:spacing w:after="0"/>
               <w:jc w:val="center"/>
             </w:pPr>
@@ -833,7 +821,6 @@
           </w:tcPr>
           <w:p>
             <w:pPr>
-              <w:keepNext/>
               <w:spacing w:after="0"/>
               <w:jc w:val="center"/>
             </w:pPr>
@@ -853,7 +840,6 @@
           </w:tcPr>
           <w:p>
             <w:pPr>
-              <w:keepNext/>
               <w:spacing w:after="0"/>
             </w:pPr>
             <w:r>
@@ -872,7 +858,6 @@
           </w:tcPr>
           <w:p>
             <w:pPr>
-              <w:keepNext/>
               <w:spacing w:after="0"/>
             </w:pPr>
             <w:r>
@@ -891,7 +876,6 @@
           </w:tcPr>
           <w:p>
             <w:pPr>
-              <w:keepNext/>
               <w:spacing w:after="0"/>
               <w:jc w:val="center"/>
             </w:pPr>
@@ -956,7 +940,7 @@
               <w:rPr>
                 <w:sz w:val="18"/>
               </w:rPr>
-              <w:t>Evidencias para la evaluación: repositorio, documentación del instructivo, Docker y pruebas de rendimiento</w:t>
+              <w:t>Evidencias para la evaluación: repositorio, documentación del instructivo, Docker, pruebas de rendimiento y plan con fecha de término</w:t>
             </w:r>
           </w:p>
         </w:tc>
@@ -964,6 +948,85 @@
           <w:tcPr>
             <w:tcW w:type="dxa" w:w="1361"/>
             <w:vAlign w:val="top"/>
+          </w:tcPr>
+          <w:p>
+            <w:pPr>
+              <w:spacing w:after="0"/>
+              <w:jc w:val="center"/>
+            </w:pPr>
+            <w:r>
+              <w:rPr>
+                <w:sz w:val="18"/>
+              </w:rPr>
+              <w:t>Cerrada</w:t>
+            </w:r>
+          </w:p>
+        </w:tc>
+      </w:tr>
+      <w:tr>
+        <w:trPr>
+          <w:cantSplit/>
+        </w:trPr>
+        <w:tc>
+          <w:tcPr>
+            <w:tcW w:type="dxa" w:w="794"/>
+            <w:vAlign w:val="top"/>
+            <w:shd w:val="clear" w:color="auto" w:fill="F8FAFC"/>
+          </w:tcPr>
+          <w:p>
+            <w:pPr>
+              <w:spacing w:after="0"/>
+              <w:jc w:val="center"/>
+            </w:pPr>
+            <w:r>
+              <w:rPr>
+                <w:sz w:val="18"/>
+              </w:rPr>
+              <w:t>6</w:t>
+            </w:r>
+          </w:p>
+        </w:tc>
+        <w:tc>
+          <w:tcPr>
+            <w:tcW w:type="dxa" w:w="2041"/>
+            <w:vAlign w:val="top"/>
+            <w:shd w:val="clear" w:color="auto" w:fill="F8FAFC"/>
+          </w:tcPr>
+          <w:p>
+            <w:pPr>
+              <w:spacing w:after="0"/>
+            </w:pPr>
+            <w:r>
+              <w:rPr>
+                <w:sz w:val="18"/>
+              </w:rPr>
+              <w:t>07 al 13-10-2026</w:t>
+            </w:r>
+          </w:p>
+        </w:tc>
+        <w:tc>
+          <w:tcPr>
+            <w:tcW w:type="dxa" w:w="5777"/>
+            <w:vAlign w:val="top"/>
+            <w:shd w:val="clear" w:color="auto" w:fill="F8FAFC"/>
+          </w:tcPr>
+          <w:p>
+            <w:pPr>
+              <w:spacing w:after="0"/>
+            </w:pPr>
+            <w:r>
+              <w:rPr>
+                <w:sz w:val="18"/>
+              </w:rPr>
+              <w:t>Google Places por CRM, landing publicada, arquitectura 4+1, tablero Scrumban y justificación del piloto</w:t>
+            </w:r>
+          </w:p>
+        </w:tc>
+        <w:tc>
+          <w:tcPr>
+            <w:tcW w:type="dxa" w:w="1361"/>
+            <w:vAlign w:val="top"/>
+            <w:shd w:val="clear" w:color="auto" w:fill="F8FAFC"/>
           </w:tcPr>
           <w:p>
             <w:pPr>
@@ -3411,10 +3474,1348 @@
     </w:p>
     <w:p>
       <w:pPr>
+        <w:pStyle w:val="Heading2"/>
+      </w:pPr>
+      <w:r>
+        <w:t>Iteración 5 · 30-09 al 06-10-2026 · Evidencias para la evaluación y plan con fecha</w:t>
+      </w:r>
+    </w:p>
+    <w:tbl>
+      <w:tblPr>
+        <w:tblW w:type="dxa" w:w="9972"/>
+        <w:tblLook w:firstColumn="1" w:firstRow="1" w:lastColumn="0" w:lastRow="0" w:noHBand="0" w:noVBand="1" w:val="04A0"/>
+        <w:tblBorders>
+          <w:top w:val="single" w:sz="4" w:space="0" w:color="CBD5E1"/>
+          <w:left w:val="single" w:sz="4" w:space="0" w:color="CBD5E1"/>
+          <w:bottom w:val="single" w:sz="4" w:space="0" w:color="CBD5E1"/>
+          <w:right w:val="single" w:sz="4" w:space="0" w:color="CBD5E1"/>
+          <w:insideH w:val="single" w:sz="4" w:space="0" w:color="CBD5E1"/>
+          <w:insideV w:val="single" w:sz="4" w:space="0" w:color="CBD5E1"/>
+        </w:tblBorders>
+        <w:tblCellMar>
+          <w:top w:w="50" w:type="dxa"/>
+          <w:left w:w="90" w:type="dxa"/>
+          <w:bottom w:w="50" w:type="dxa"/>
+          <w:right w:w="90" w:type="dxa"/>
+        </w:tblCellMar>
+        <w:tblLayout w:type="fixed"/>
+      </w:tblPr>
+      <w:tblGrid>
+        <w:gridCol w:w="1020"/>
+        <w:gridCol w:w="6803"/>
+        <w:gridCol w:w="2148"/>
+      </w:tblGrid>
+      <w:tr>
+        <w:trPr>
+          <w:cantSplit/>
+          <w:tblHeader/>
+        </w:trPr>
+        <w:tc>
+          <w:tcPr>
+            <w:tcW w:type="dxa" w:w="1020"/>
+            <w:shd w:val="clear" w:color="auto" w:fill="3730A3"/>
+            <w:vAlign w:val="center"/>
+          </w:tcPr>
+          <w:p>
+            <w:pPr>
+              <w:keepNext/>
+              <w:spacing w:after="0"/>
+              <w:jc w:val="center"/>
+            </w:pPr>
+            <w:r>
+              <w:rPr>
+                <w:b/>
+                <w:color w:val="FFFFFF"/>
+                <w:sz w:val="18"/>
+              </w:rPr>
+              <w:t>Fecha</w:t>
+            </w:r>
+          </w:p>
+        </w:tc>
+        <w:tc>
+          <w:tcPr>
+            <w:tcW w:type="dxa" w:w="6803"/>
+            <w:shd w:val="clear" w:color="auto" w:fill="3730A3"/>
+            <w:vAlign w:val="center"/>
+          </w:tcPr>
+          <w:p>
+            <w:pPr>
+              <w:keepNext/>
+              <w:spacing w:after="0"/>
+            </w:pPr>
+            <w:r>
+              <w:rPr>
+                <w:b/>
+                <w:color w:val="FFFFFF"/>
+                <w:sz w:val="18"/>
+              </w:rPr>
+              <w:t>Entrega</w:t>
+            </w:r>
+          </w:p>
+        </w:tc>
+        <w:tc>
+          <w:tcPr>
+            <w:tcW w:type="dxa" w:w="2149"/>
+            <w:shd w:val="clear" w:color="auto" w:fill="3730A3"/>
+            <w:vAlign w:val="center"/>
+          </w:tcPr>
+          <w:p>
+            <w:pPr>
+              <w:keepNext/>
+              <w:spacing w:after="0"/>
+            </w:pPr>
+            <w:r>
+              <w:rPr>
+                <w:b/>
+                <w:color w:val="FFFFFF"/>
+                <w:sz w:val="18"/>
+              </w:rPr>
+              <w:t>Historias</w:t>
+            </w:r>
+          </w:p>
+        </w:tc>
+      </w:tr>
+      <w:tr>
+        <w:trPr>
+          <w:cantSplit/>
+        </w:trPr>
+        <w:tc>
+          <w:tcPr>
+            <w:tcW w:type="dxa" w:w="1020"/>
+            <w:vAlign w:val="top"/>
+          </w:tcPr>
+          <w:p>
+            <w:pPr>
+              <w:spacing w:after="0"/>
+              <w:jc w:val="center"/>
+            </w:pPr>
+            <w:r>
+              <w:rPr>
+                <w:sz w:val="18"/>
+              </w:rPr>
+              <w:t>30-09</w:t>
+            </w:r>
+          </w:p>
+        </w:tc>
+        <w:tc>
+          <w:tcPr>
+            <w:tcW w:type="dxa" w:w="6803"/>
+            <w:vAlign w:val="top"/>
+          </w:tcPr>
+          <w:p>
+            <w:pPr>
+              <w:spacing w:after="0"/>
+            </w:pPr>
+            <w:r>
+              <w:rPr>
+                <w:sz w:val="18"/>
+              </w:rPr>
+              <w:t>README con los 7 elementos y documentación del instructivo CAPSTONE</w:t>
+            </w:r>
+          </w:p>
+        </w:tc>
+        <w:tc>
+          <w:tcPr>
+            <w:tcW w:type="dxa" w:w="2149"/>
+            <w:vAlign w:val="top"/>
+          </w:tcPr>
+          <w:p>
+            <w:pPr>
+              <w:spacing w:after="0"/>
+            </w:pPr>
+            <w:r>
+              <w:rPr>
+                <w:sz w:val="18"/>
+              </w:rPr>
+              <w:t>Documentación</w:t>
+            </w:r>
+          </w:p>
+        </w:tc>
+      </w:tr>
+      <w:tr>
+        <w:trPr>
+          <w:cantSplit/>
+        </w:trPr>
+        <w:tc>
+          <w:tcPr>
+            <w:tcW w:type="dxa" w:w="1020"/>
+            <w:vAlign w:val="top"/>
+            <w:shd w:val="clear" w:color="auto" w:fill="F8FAFC"/>
+          </w:tcPr>
+          <w:p>
+            <w:pPr>
+              <w:spacing w:after="0"/>
+              <w:jc w:val="center"/>
+            </w:pPr>
+            <w:r>
+              <w:rPr>
+                <w:sz w:val="18"/>
+              </w:rPr>
+              <w:t>30-09</w:t>
+            </w:r>
+          </w:p>
+        </w:tc>
+        <w:tc>
+          <w:tcPr>
+            <w:tcW w:type="dxa" w:w="6803"/>
+            <w:vAlign w:val="top"/>
+            <w:shd w:val="clear" w:color="auto" w:fill="F8FAFC"/>
+          </w:tcPr>
+          <w:p>
+            <w:pPr>
+              <w:spacing w:after="0"/>
+            </w:pPr>
+            <w:r>
+              <w:rPr>
+                <w:sz w:val="18"/>
+              </w:rPr>
+              <w:t>Docker y prueba de rendimiento</w:t>
+            </w:r>
+          </w:p>
+        </w:tc>
+        <w:tc>
+          <w:tcPr>
+            <w:tcW w:type="dxa" w:w="2149"/>
+            <w:vAlign w:val="top"/>
+            <w:shd w:val="clear" w:color="auto" w:fill="F8FAFC"/>
+          </w:tcPr>
+          <w:p>
+            <w:pPr>
+              <w:spacing w:after="0"/>
+            </w:pPr>
+            <w:r>
+              <w:rPr>
+                <w:sz w:val="18"/>
+              </w:rPr>
+              <w:t>HU-16</w:t>
+            </w:r>
+          </w:p>
+        </w:tc>
+      </w:tr>
+      <w:tr>
+        <w:trPr>
+          <w:cantSplit/>
+        </w:trPr>
+        <w:tc>
+          <w:tcPr>
+            <w:tcW w:type="dxa" w:w="1020"/>
+            <w:vAlign w:val="top"/>
+          </w:tcPr>
+          <w:p>
+            <w:pPr>
+              <w:spacing w:after="0"/>
+              <w:jc w:val="center"/>
+            </w:pPr>
+            <w:r>
+              <w:rPr>
+                <w:sz w:val="18"/>
+              </w:rPr>
+              <w:t>30-09</w:t>
+            </w:r>
+          </w:p>
+        </w:tc>
+        <w:tc>
+          <w:tcPr>
+            <w:tcW w:type="dxa" w:w="6803"/>
+            <w:vAlign w:val="top"/>
+          </w:tcPr>
+          <w:p>
+            <w:pPr>
+              <w:spacing w:after="0"/>
+            </w:pPr>
+            <w:r>
+              <w:rPr>
+                <w:sz w:val="18"/>
+              </w:rPr>
+              <w:t>Historial de desarrollo incorporado y evidencias regeneradas con la demo pública</w:t>
+            </w:r>
+          </w:p>
+        </w:tc>
+        <w:tc>
+          <w:tcPr>
+            <w:tcW w:type="dxa" w:w="2149"/>
+            <w:vAlign w:val="top"/>
+          </w:tcPr>
+          <w:p>
+            <w:pPr>
+              <w:spacing w:after="0"/>
+            </w:pPr>
+            <w:r>
+              <w:rPr>
+                <w:sz w:val="18"/>
+              </w:rPr>
+              <w:t>Documentación</w:t>
+            </w:r>
+          </w:p>
+        </w:tc>
+      </w:tr>
+      <w:tr>
+        <w:trPr>
+          <w:cantSplit/>
+        </w:trPr>
+        <w:tc>
+          <w:tcPr>
+            <w:tcW w:type="dxa" w:w="1020"/>
+            <w:vAlign w:val="top"/>
+            <w:shd w:val="clear" w:color="auto" w:fill="F8FAFC"/>
+          </w:tcPr>
+          <w:p>
+            <w:pPr>
+              <w:spacing w:after="0"/>
+              <w:jc w:val="center"/>
+            </w:pPr>
+            <w:r>
+              <w:rPr>
+                <w:sz w:val="18"/>
+              </w:rPr>
+              <w:t>01-10</w:t>
+            </w:r>
+          </w:p>
+        </w:tc>
+        <w:tc>
+          <w:tcPr>
+            <w:tcW w:type="dxa" w:w="6803"/>
+            <w:vAlign w:val="top"/>
+            <w:shd w:val="clear" w:color="auto" w:fill="F8FAFC"/>
+          </w:tcPr>
+          <w:p>
+            <w:pPr>
+              <w:spacing w:after="0"/>
+            </w:pPr>
+            <w:r>
+              <w:rPr>
+                <w:sz w:val="18"/>
+              </w:rPr>
+              <w:t>Documentación de metodología en Word y carpetas separadas por formato</w:t>
+            </w:r>
+          </w:p>
+        </w:tc>
+        <w:tc>
+          <w:tcPr>
+            <w:tcW w:type="dxa" w:w="2149"/>
+            <w:vAlign w:val="top"/>
+            <w:shd w:val="clear" w:color="auto" w:fill="F8FAFC"/>
+          </w:tcPr>
+          <w:p>
+            <w:pPr>
+              <w:spacing w:after="0"/>
+            </w:pPr>
+            <w:r>
+              <w:rPr>
+                <w:sz w:val="18"/>
+              </w:rPr>
+              <w:t>Documentación</w:t>
+            </w:r>
+          </w:p>
+        </w:tc>
+      </w:tr>
+      <w:tr>
+        <w:trPr>
+          <w:cantSplit/>
+        </w:trPr>
+        <w:tc>
+          <w:tcPr>
+            <w:tcW w:type="dxa" w:w="1020"/>
+            <w:vAlign w:val="top"/>
+          </w:tcPr>
+          <w:p>
+            <w:pPr>
+              <w:spacing w:after="0"/>
+              <w:jc w:val="center"/>
+            </w:pPr>
+            <w:r>
+              <w:rPr>
+                <w:sz w:val="18"/>
+              </w:rPr>
+              <w:t>01-10</w:t>
+            </w:r>
+          </w:p>
+        </w:tc>
+        <w:tc>
+          <w:tcPr>
+            <w:tcW w:type="dxa" w:w="6803"/>
+            <w:vAlign w:val="top"/>
+          </w:tcPr>
+          <w:p>
+            <w:pPr>
+              <w:spacing w:after="0"/>
+            </w:pPr>
+            <w:r>
+              <w:rPr>
+                <w:sz w:val="18"/>
+              </w:rPr>
+              <w:t>Fase 1: autoevaluación 1.3 y guía de definición del proyecto 1.5</w:t>
+            </w:r>
+          </w:p>
+        </w:tc>
+        <w:tc>
+          <w:tcPr>
+            <w:tcW w:type="dxa" w:w="2149"/>
+            <w:vAlign w:val="top"/>
+          </w:tcPr>
+          <w:p>
+            <w:pPr>
+              <w:spacing w:after="0"/>
+            </w:pPr>
+            <w:r>
+              <w:rPr>
+                <w:sz w:val="18"/>
+              </w:rPr>
+              <w:t>Documentación</w:t>
+            </w:r>
+          </w:p>
+        </w:tc>
+      </w:tr>
+      <w:tr>
+        <w:trPr>
+          <w:cantSplit/>
+        </w:trPr>
+        <w:tc>
+          <w:tcPr>
+            <w:tcW w:type="dxa" w:w="1020"/>
+            <w:vAlign w:val="top"/>
+            <w:shd w:val="clear" w:color="auto" w:fill="F8FAFC"/>
+          </w:tcPr>
+          <w:p>
+            <w:pPr>
+              <w:spacing w:after="0"/>
+              <w:jc w:val="center"/>
+            </w:pPr>
+            <w:r>
+              <w:rPr>
+                <w:sz w:val="18"/>
+              </w:rPr>
+              <w:t>01-10</w:t>
+            </w:r>
+          </w:p>
+        </w:tc>
+        <w:tc>
+          <w:tcPr>
+            <w:tcW w:type="dxa" w:w="6803"/>
+            <w:vAlign w:val="top"/>
+            <w:shd w:val="clear" w:color="auto" w:fill="F8FAFC"/>
+          </w:tcPr>
+          <w:p>
+            <w:pPr>
+              <w:spacing w:after="0"/>
+            </w:pPr>
+            <w:r>
+              <w:rPr>
+                <w:sz w:val="18"/>
+              </w:rPr>
+              <w:t>Diagramas BPMN: los inicios que dependen de algo externo llevan su gatillo</w:t>
+            </w:r>
+          </w:p>
+        </w:tc>
+        <w:tc>
+          <w:tcPr>
+            <w:tcW w:type="dxa" w:w="2149"/>
+            <w:vAlign w:val="top"/>
+            <w:shd w:val="clear" w:color="auto" w:fill="F8FAFC"/>
+          </w:tcPr>
+          <w:p>
+            <w:pPr>
+              <w:spacing w:after="0"/>
+            </w:pPr>
+            <w:r>
+              <w:rPr>
+                <w:sz w:val="18"/>
+              </w:rPr>
+              <w:t>Documentación</w:t>
+            </w:r>
+          </w:p>
+        </w:tc>
+      </w:tr>
+      <w:tr>
+        <w:trPr>
+          <w:cantSplit/>
+        </w:trPr>
+        <w:tc>
+          <w:tcPr>
+            <w:tcW w:type="dxa" w:w="1020"/>
+            <w:vAlign w:val="top"/>
+          </w:tcPr>
+          <w:p>
+            <w:pPr>
+              <w:spacing w:after="0"/>
+              <w:jc w:val="center"/>
+            </w:pPr>
+            <w:r>
+              <w:rPr>
+                <w:sz w:val="18"/>
+              </w:rPr>
+              <w:t>05-10</w:t>
+            </w:r>
+          </w:p>
+        </w:tc>
+        <w:tc>
+          <w:tcPr>
+            <w:tcW w:type="dxa" w:w="6803"/>
+            <w:vAlign w:val="top"/>
+          </w:tcPr>
+          <w:p>
+            <w:pPr>
+              <w:spacing w:after="0"/>
+            </w:pPr>
+            <w:r>
+              <w:rPr>
+                <w:sz w:val="18"/>
+              </w:rPr>
+              <w:t>Fecha de término del plan: gracia hasta el lunes, avisos y suspensión automática</w:t>
+            </w:r>
+          </w:p>
+        </w:tc>
+        <w:tc>
+          <w:tcPr>
+            <w:tcW w:type="dxa" w:w="2149"/>
+            <w:vAlign w:val="top"/>
+          </w:tcPr>
+          <w:p>
+            <w:pPr>
+              <w:spacing w:after="0"/>
+            </w:pPr>
+            <w:r>
+              <w:rPr>
+                <w:sz w:val="18"/>
+              </w:rPr>
+              <w:t>HU-21</w:t>
+            </w:r>
+          </w:p>
+        </w:tc>
+      </w:tr>
+      <w:tr>
+        <w:trPr>
+          <w:cantSplit/>
+        </w:trPr>
+        <w:tc>
+          <w:tcPr>
+            <w:tcW w:type="dxa" w:w="1020"/>
+            <w:vAlign w:val="top"/>
+            <w:shd w:val="clear" w:color="auto" w:fill="F8FAFC"/>
+          </w:tcPr>
+          <w:p>
+            <w:pPr>
+              <w:spacing w:after="0"/>
+              <w:jc w:val="center"/>
+            </w:pPr>
+            <w:r>
+              <w:rPr>
+                <w:sz w:val="18"/>
+              </w:rPr>
+              <w:t>05-10</w:t>
+            </w:r>
+          </w:p>
+        </w:tc>
+        <w:tc>
+          <w:tcPr>
+            <w:tcW w:type="dxa" w:w="6803"/>
+            <w:vAlign w:val="top"/>
+            <w:shd w:val="clear" w:color="auto" w:fill="F8FAFC"/>
+          </w:tcPr>
+          <w:p>
+            <w:pPr>
+              <w:spacing w:after="0"/>
+            </w:pPr>
+            <w:r>
+              <w:rPr>
+                <w:sz w:val="18"/>
+              </w:rPr>
+              <w:t>Landing de Revela construida (qué hace, qué incluye, precios por meses y preguntas)</w:t>
+            </w:r>
+          </w:p>
+        </w:tc>
+        <w:tc>
+          <w:tcPr>
+            <w:tcW w:type="dxa" w:w="2149"/>
+            <w:vAlign w:val="top"/>
+            <w:shd w:val="clear" w:color="auto" w:fill="F8FAFC"/>
+          </w:tcPr>
+          <w:p>
+            <w:pPr>
+              <w:spacing w:after="0"/>
+            </w:pPr>
+            <w:r>
+              <w:rPr>
+                <w:sz w:val="18"/>
+              </w:rPr>
+              <w:t>HU-22</w:t>
+            </w:r>
+          </w:p>
+        </w:tc>
+      </w:tr>
+    </w:tbl>
+    <w:p>
+      <w:pPr>
+        <w:spacing w:after="0" w:before="0" w:line="120" w:lineRule="exact"/>
+      </w:pPr>
+      <w:r>
+        <w:rPr>
+          <w:sz w:val="12"/>
+        </w:rPr>
+      </w:r>
+    </w:p>
+    <w:p>
+      <w:pPr>
+        <w:pStyle w:val="Heading2"/>
+      </w:pPr>
+      <w:r>
+        <w:t>Iteración 6 · 07 al 13-10-2026 · Google Places por CRM, landing, arquitectura 4+1 y piloto</w:t>
+      </w:r>
+    </w:p>
+    <w:tbl>
+      <w:tblPr>
+        <w:tblW w:type="dxa" w:w="9972"/>
+        <w:tblLook w:firstColumn="1" w:firstRow="1" w:lastColumn="0" w:lastRow="0" w:noHBand="0" w:noVBand="1" w:val="04A0"/>
+        <w:tblBorders>
+          <w:top w:val="single" w:sz="4" w:space="0" w:color="CBD5E1"/>
+          <w:left w:val="single" w:sz="4" w:space="0" w:color="CBD5E1"/>
+          <w:bottom w:val="single" w:sz="4" w:space="0" w:color="CBD5E1"/>
+          <w:right w:val="single" w:sz="4" w:space="0" w:color="CBD5E1"/>
+          <w:insideH w:val="single" w:sz="4" w:space="0" w:color="CBD5E1"/>
+          <w:insideV w:val="single" w:sz="4" w:space="0" w:color="CBD5E1"/>
+        </w:tblBorders>
+        <w:tblCellMar>
+          <w:top w:w="50" w:type="dxa"/>
+          <w:left w:w="90" w:type="dxa"/>
+          <w:bottom w:w="50" w:type="dxa"/>
+          <w:right w:w="90" w:type="dxa"/>
+        </w:tblCellMar>
+        <w:tblLayout w:type="fixed"/>
+      </w:tblPr>
+      <w:tblGrid>
+        <w:gridCol w:w="1020"/>
+        <w:gridCol w:w="6803"/>
+        <w:gridCol w:w="2148"/>
+      </w:tblGrid>
+      <w:tr>
+        <w:trPr>
+          <w:cantSplit/>
+          <w:tblHeader/>
+        </w:trPr>
+        <w:tc>
+          <w:tcPr>
+            <w:tcW w:type="dxa" w:w="1020"/>
+            <w:shd w:val="clear" w:color="auto" w:fill="3730A3"/>
+            <w:vAlign w:val="center"/>
+          </w:tcPr>
+          <w:p>
+            <w:pPr>
+              <w:keepNext/>
+              <w:spacing w:after="0"/>
+              <w:jc w:val="center"/>
+            </w:pPr>
+            <w:r>
+              <w:rPr>
+                <w:b/>
+                <w:color w:val="FFFFFF"/>
+                <w:sz w:val="18"/>
+              </w:rPr>
+              <w:t>Fecha</w:t>
+            </w:r>
+          </w:p>
+        </w:tc>
+        <w:tc>
+          <w:tcPr>
+            <w:tcW w:type="dxa" w:w="6803"/>
+            <w:shd w:val="clear" w:color="auto" w:fill="3730A3"/>
+            <w:vAlign w:val="center"/>
+          </w:tcPr>
+          <w:p>
+            <w:pPr>
+              <w:keepNext/>
+              <w:spacing w:after="0"/>
+            </w:pPr>
+            <w:r>
+              <w:rPr>
+                <w:b/>
+                <w:color w:val="FFFFFF"/>
+                <w:sz w:val="18"/>
+              </w:rPr>
+              <w:t>Entrega</w:t>
+            </w:r>
+          </w:p>
+        </w:tc>
+        <w:tc>
+          <w:tcPr>
+            <w:tcW w:type="dxa" w:w="2149"/>
+            <w:shd w:val="clear" w:color="auto" w:fill="3730A3"/>
+            <w:vAlign w:val="center"/>
+          </w:tcPr>
+          <w:p>
+            <w:pPr>
+              <w:keepNext/>
+              <w:spacing w:after="0"/>
+            </w:pPr>
+            <w:r>
+              <w:rPr>
+                <w:b/>
+                <w:color w:val="FFFFFF"/>
+                <w:sz w:val="18"/>
+              </w:rPr>
+              <w:t>Historias</w:t>
+            </w:r>
+          </w:p>
+        </w:tc>
+      </w:tr>
+      <w:tr>
+        <w:trPr>
+          <w:cantSplit/>
+        </w:trPr>
+        <w:tc>
+          <w:tcPr>
+            <w:tcW w:type="dxa" w:w="1020"/>
+            <w:vAlign w:val="top"/>
+          </w:tcPr>
+          <w:p>
+            <w:pPr>
+              <w:spacing w:after="0"/>
+              <w:jc w:val="center"/>
+            </w:pPr>
+            <w:r>
+              <w:rPr>
+                <w:sz w:val="18"/>
+              </w:rPr>
+              <w:t>07-10</w:t>
+            </w:r>
+          </w:p>
+        </w:tc>
+        <w:tc>
+          <w:tcPr>
+            <w:tcW w:type="dxa" w:w="6803"/>
+            <w:vAlign w:val="top"/>
+          </w:tcPr>
+          <w:p>
+            <w:pPr>
+              <w:spacing w:after="0"/>
+            </w:pPr>
+            <w:r>
+              <w:rPr>
+                <w:sz w:val="18"/>
+              </w:rPr>
+              <w:t>Plan con fecha publicado en producción (migración 0033 aplicada antes del código)</w:t>
+            </w:r>
+          </w:p>
+        </w:tc>
+        <w:tc>
+          <w:tcPr>
+            <w:tcW w:type="dxa" w:w="2149"/>
+            <w:vAlign w:val="top"/>
+          </w:tcPr>
+          <w:p>
+            <w:pPr>
+              <w:spacing w:after="0"/>
+            </w:pPr>
+            <w:r>
+              <w:rPr>
+                <w:sz w:val="18"/>
+              </w:rPr>
+              <w:t>HU-21</w:t>
+            </w:r>
+          </w:p>
+        </w:tc>
+      </w:tr>
+      <w:tr>
+        <w:trPr>
+          <w:cantSplit/>
+        </w:trPr>
+        <w:tc>
+          <w:tcPr>
+            <w:tcW w:type="dxa" w:w="1020"/>
+            <w:vAlign w:val="top"/>
+            <w:shd w:val="clear" w:color="auto" w:fill="F8FAFC"/>
+          </w:tcPr>
+          <w:p>
+            <w:pPr>
+              <w:spacing w:after="0"/>
+              <w:jc w:val="center"/>
+            </w:pPr>
+            <w:r>
+              <w:rPr>
+                <w:sz w:val="18"/>
+              </w:rPr>
+              <w:t>07-10</w:t>
+            </w:r>
+          </w:p>
+        </w:tc>
+        <w:tc>
+          <w:tcPr>
+            <w:tcW w:type="dxa" w:w="6803"/>
+            <w:vAlign w:val="top"/>
+            <w:shd w:val="clear" w:color="auto" w:fill="F8FAFC"/>
+          </w:tcPr>
+          <w:p>
+            <w:pPr>
+              <w:spacing w:after="0"/>
+            </w:pPr>
+            <w:r>
+              <w:rPr>
+                <w:sz w:val="18"/>
+              </w:rPr>
+              <w:t>Limpieza de documentos: fuera lo que era solo de clase o del nombre antiguo</w:t>
+            </w:r>
+          </w:p>
+        </w:tc>
+        <w:tc>
+          <w:tcPr>
+            <w:tcW w:type="dxa" w:w="2149"/>
+            <w:vAlign w:val="top"/>
+            <w:shd w:val="clear" w:color="auto" w:fill="F8FAFC"/>
+          </w:tcPr>
+          <w:p>
+            <w:pPr>
+              <w:spacing w:after="0"/>
+            </w:pPr>
+            <w:r>
+              <w:rPr>
+                <w:sz w:val="18"/>
+              </w:rPr>
+              <w:t>Documentación</w:t>
+            </w:r>
+          </w:p>
+        </w:tc>
+      </w:tr>
+      <w:tr>
+        <w:trPr>
+          <w:cantSplit/>
+        </w:trPr>
+        <w:tc>
+          <w:tcPr>
+            <w:tcW w:type="dxa" w:w="1020"/>
+            <w:vAlign w:val="top"/>
+          </w:tcPr>
+          <w:p>
+            <w:pPr>
+              <w:spacing w:after="0"/>
+              <w:jc w:val="center"/>
+            </w:pPr>
+            <w:r>
+              <w:rPr>
+                <w:sz w:val="18"/>
+              </w:rPr>
+              <w:t>07-10</w:t>
+            </w:r>
+          </w:p>
+        </w:tc>
+        <w:tc>
+          <w:tcPr>
+            <w:tcW w:type="dxa" w:w="6803"/>
+            <w:vAlign w:val="top"/>
+          </w:tcPr>
+          <w:p>
+            <w:pPr>
+              <w:spacing w:after="0"/>
+            </w:pPr>
+            <w:r>
+              <w:rPr>
+                <w:sz w:val="18"/>
+              </w:rPr>
+              <w:t>Landing publicada en Vercel y precios con usuarios incluidos por plan</w:t>
+            </w:r>
+          </w:p>
+        </w:tc>
+        <w:tc>
+          <w:tcPr>
+            <w:tcW w:type="dxa" w:w="2149"/>
+            <w:vAlign w:val="top"/>
+          </w:tcPr>
+          <w:p>
+            <w:pPr>
+              <w:spacing w:after="0"/>
+            </w:pPr>
+            <w:r>
+              <w:rPr>
+                <w:sz w:val="18"/>
+              </w:rPr>
+              <w:t>HU-22</w:t>
+            </w:r>
+          </w:p>
+        </w:tc>
+      </w:tr>
+      <w:tr>
+        <w:trPr>
+          <w:cantSplit/>
+        </w:trPr>
+        <w:tc>
+          <w:tcPr>
+            <w:tcW w:type="dxa" w:w="1020"/>
+            <w:vAlign w:val="top"/>
+            <w:shd w:val="clear" w:color="auto" w:fill="F8FAFC"/>
+          </w:tcPr>
+          <w:p>
+            <w:pPr>
+              <w:spacing w:after="0"/>
+              <w:jc w:val="center"/>
+            </w:pPr>
+            <w:r>
+              <w:rPr>
+                <w:sz w:val="18"/>
+              </w:rPr>
+              <w:t>07-10</w:t>
+            </w:r>
+          </w:p>
+        </w:tc>
+        <w:tc>
+          <w:tcPr>
+            <w:tcW w:type="dxa" w:w="6803"/>
+            <w:vAlign w:val="top"/>
+            <w:shd w:val="clear" w:color="auto" w:fill="F8FAFC"/>
+          </w:tcPr>
+          <w:p>
+            <w:pPr>
+              <w:spacing w:after="0"/>
+            </w:pPr>
+            <w:r>
+              <w:rPr>
+                <w:sz w:val="18"/>
+              </w:rPr>
+              <w:t>Google Places de cada CRM: clave propia cifrada y límite mensual (migración 0034)</w:t>
+            </w:r>
+          </w:p>
+        </w:tc>
+        <w:tc>
+          <w:tcPr>
+            <w:tcW w:type="dxa" w:w="2149"/>
+            <w:vAlign w:val="top"/>
+            <w:shd w:val="clear" w:color="auto" w:fill="F8FAFC"/>
+          </w:tcPr>
+          <w:p>
+            <w:pPr>
+              <w:spacing w:after="0"/>
+            </w:pPr>
+            <w:r>
+              <w:rPr>
+                <w:sz w:val="18"/>
+              </w:rPr>
+              <w:t>HU-17</w:t>
+            </w:r>
+          </w:p>
+        </w:tc>
+      </w:tr>
+      <w:tr>
+        <w:trPr>
+          <w:cantSplit/>
+        </w:trPr>
+        <w:tc>
+          <w:tcPr>
+            <w:tcW w:type="dxa" w:w="1020"/>
+            <w:vAlign w:val="top"/>
+          </w:tcPr>
+          <w:p>
+            <w:pPr>
+              <w:spacing w:after="0"/>
+              <w:jc w:val="center"/>
+            </w:pPr>
+            <w:r>
+              <w:rPr>
+                <w:sz w:val="18"/>
+              </w:rPr>
+              <w:t>10-10</w:t>
+            </w:r>
+          </w:p>
+        </w:tc>
+        <w:tc>
+          <w:tcPr>
+            <w:tcW w:type="dxa" w:w="6803"/>
+            <w:vAlign w:val="top"/>
+          </w:tcPr>
+          <w:p>
+            <w:pPr>
+              <w:spacing w:after="0"/>
+            </w:pPr>
+            <w:r>
+              <w:rPr>
+                <w:sz w:val="18"/>
+              </w:rPr>
+              <w:t>Diagramas de arquitectura 4+1 generados desde el código y documento REV-07</w:t>
+            </w:r>
+          </w:p>
+        </w:tc>
+        <w:tc>
+          <w:tcPr>
+            <w:tcW w:type="dxa" w:w="2149"/>
+            <w:vAlign w:val="top"/>
+          </w:tcPr>
+          <w:p>
+            <w:pPr>
+              <w:spacing w:after="0"/>
+            </w:pPr>
+            <w:r>
+              <w:rPr>
+                <w:sz w:val="18"/>
+              </w:rPr>
+              <w:t>Documentación</w:t>
+            </w:r>
+          </w:p>
+        </w:tc>
+      </w:tr>
+      <w:tr>
+        <w:trPr>
+          <w:cantSplit/>
+        </w:trPr>
+        <w:tc>
+          <w:tcPr>
+            <w:tcW w:type="dxa" w:w="1020"/>
+            <w:vAlign w:val="top"/>
+            <w:shd w:val="clear" w:color="auto" w:fill="F8FAFC"/>
+          </w:tcPr>
+          <w:p>
+            <w:pPr>
+              <w:spacing w:after="0"/>
+              <w:jc w:val="center"/>
+            </w:pPr>
+            <w:r>
+              <w:rPr>
+                <w:sz w:val="18"/>
+              </w:rPr>
+              <w:t>10-10</w:t>
+            </w:r>
+          </w:p>
+        </w:tc>
+        <w:tc>
+          <w:tcPr>
+            <w:tcW w:type="dxa" w:w="6803"/>
+            <w:vAlign w:val="top"/>
+            <w:shd w:val="clear" w:color="auto" w:fill="F8FAFC"/>
+          </w:tcPr>
+          <w:p>
+            <w:pPr>
+              <w:spacing w:after="0"/>
+            </w:pPr>
+            <w:r>
+              <w:rPr>
+                <w:sz w:val="18"/>
+              </w:rPr>
+              <w:t>Tablero Scrumban en GitHub Projects (público, vinculado al repositorio)</w:t>
+            </w:r>
+          </w:p>
+        </w:tc>
+        <w:tc>
+          <w:tcPr>
+            <w:tcW w:type="dxa" w:w="2149"/>
+            <w:vAlign w:val="top"/>
+            <w:shd w:val="clear" w:color="auto" w:fill="F8FAFC"/>
+          </w:tcPr>
+          <w:p>
+            <w:pPr>
+              <w:spacing w:after="0"/>
+            </w:pPr>
+            <w:r>
+              <w:rPr>
+                <w:sz w:val="18"/>
+              </w:rPr>
+              <w:t>Metodología</w:t>
+            </w:r>
+          </w:p>
+        </w:tc>
+      </w:tr>
+      <w:tr>
+        <w:trPr>
+          <w:cantSplit/>
+        </w:trPr>
+        <w:tc>
+          <w:tcPr>
+            <w:tcW w:type="dxa" w:w="1020"/>
+            <w:vAlign w:val="top"/>
+          </w:tcPr>
+          <w:p>
+            <w:pPr>
+              <w:spacing w:after="0"/>
+              <w:jc w:val="center"/>
+            </w:pPr>
+            <w:r>
+              <w:rPr>
+                <w:sz w:val="18"/>
+              </w:rPr>
+              <w:t>10-10</w:t>
+            </w:r>
+          </w:p>
+        </w:tc>
+        <w:tc>
+          <w:tcPr>
+            <w:tcW w:type="dxa" w:w="6803"/>
+            <w:vAlign w:val="top"/>
+          </w:tcPr>
+          <w:p>
+            <w:pPr>
+              <w:spacing w:after="0"/>
+            </w:pPr>
+            <w:r>
+              <w:rPr>
+                <w:sz w:val="18"/>
+              </w:rPr>
+              <w:t>Justificación de la innovación y del piloto (REV-08) e índice de evidencias con capturas (REV-09)</w:t>
+            </w:r>
+          </w:p>
+        </w:tc>
+        <w:tc>
+          <w:tcPr>
+            <w:tcW w:type="dxa" w:w="2149"/>
+            <w:vAlign w:val="top"/>
+          </w:tcPr>
+          <w:p>
+            <w:pPr>
+              <w:spacing w:after="0"/>
+            </w:pPr>
+            <w:r>
+              <w:rPr>
+                <w:sz w:val="18"/>
+              </w:rPr>
+              <w:t>Documentación</w:t>
+            </w:r>
+          </w:p>
+        </w:tc>
+      </w:tr>
+      <w:tr>
+        <w:trPr>
+          <w:cantSplit/>
+        </w:trPr>
+        <w:tc>
+          <w:tcPr>
+            <w:tcW w:type="dxa" w:w="1020"/>
+            <w:vAlign w:val="top"/>
+            <w:shd w:val="clear" w:color="auto" w:fill="F8FAFC"/>
+          </w:tcPr>
+          <w:p>
+            <w:pPr>
+              <w:spacing w:after="0"/>
+              <w:jc w:val="center"/>
+            </w:pPr>
+            <w:r>
+              <w:rPr>
+                <w:sz w:val="18"/>
+              </w:rPr>
+              <w:t>12-10</w:t>
+            </w:r>
+          </w:p>
+        </w:tc>
+        <w:tc>
+          <w:tcPr>
+            <w:tcW w:type="dxa" w:w="6803"/>
+            <w:vAlign w:val="top"/>
+            <w:shd w:val="clear" w:color="auto" w:fill="F8FAFC"/>
+          </w:tcPr>
+          <w:p>
+            <w:pPr>
+              <w:spacing w:after="0"/>
+            </w:pPr>
+            <w:r>
+              <w:rPr>
+                <w:sz w:val="18"/>
+              </w:rPr>
+              <w:t>Google Places opcional: sin clave, el asistente busca con GPT y propone sin teléfonos ni correos</w:t>
+            </w:r>
+          </w:p>
+        </w:tc>
+        <w:tc>
+          <w:tcPr>
+            <w:tcW w:type="dxa" w:w="2149"/>
+            <w:vAlign w:val="top"/>
+            <w:shd w:val="clear" w:color="auto" w:fill="F8FAFC"/>
+          </w:tcPr>
+          <w:p>
+            <w:pPr>
+              <w:spacing w:after="0"/>
+            </w:pPr>
+            <w:r>
+              <w:rPr>
+                <w:sz w:val="18"/>
+              </w:rPr>
+              <w:t>HU-17</w:t>
+            </w:r>
+          </w:p>
+        </w:tc>
+      </w:tr>
+      <w:tr>
+        <w:trPr>
+          <w:cantSplit/>
+        </w:trPr>
+        <w:tc>
+          <w:tcPr>
+            <w:tcW w:type="dxa" w:w="1020"/>
+            <w:vAlign w:val="top"/>
+          </w:tcPr>
+          <w:p>
+            <w:pPr>
+              <w:spacing w:after="0"/>
+              <w:jc w:val="center"/>
+            </w:pPr>
+            <w:r>
+              <w:rPr>
+                <w:sz w:val="18"/>
+              </w:rPr>
+              <w:t>12-10</w:t>
+            </w:r>
+          </w:p>
+        </w:tc>
+        <w:tc>
+          <w:tcPr>
+            <w:tcW w:type="dxa" w:w="6803"/>
+            <w:vAlign w:val="top"/>
+          </w:tcPr>
+          <w:p>
+            <w:pPr>
+              <w:spacing w:after="0"/>
+            </w:pPr>
+            <w:r>
+              <w:rPr>
+                <w:sz w:val="18"/>
+              </w:rPr>
+              <w:t>Prospección guiada: mercado, servicios del catálogo y lugares; sin inventar y sin repetir empresas</w:t>
+            </w:r>
+          </w:p>
+        </w:tc>
+        <w:tc>
+          <w:tcPr>
+            <w:tcW w:type="dxa" w:w="2149"/>
+            <w:vAlign w:val="top"/>
+          </w:tcPr>
+          <w:p>
+            <w:pPr>
+              <w:spacing w:after="0"/>
+            </w:pPr>
+            <w:r>
+              <w:rPr>
+                <w:sz w:val="18"/>
+              </w:rPr>
+              <w:t>HU-12</w:t>
+            </w:r>
+          </w:p>
+        </w:tc>
+      </w:tr>
+      <w:tr>
+        <w:trPr>
+          <w:cantSplit/>
+        </w:trPr>
+        <w:tc>
+          <w:tcPr>
+            <w:tcW w:type="dxa" w:w="1020"/>
+            <w:vAlign w:val="top"/>
+            <w:shd w:val="clear" w:color="auto" w:fill="F8FAFC"/>
+          </w:tcPr>
+          <w:p>
+            <w:pPr>
+              <w:spacing w:after="0"/>
+              <w:jc w:val="center"/>
+            </w:pPr>
+            <w:r>
+              <w:rPr>
+                <w:sz w:val="18"/>
+              </w:rPr>
+              <w:t>12-10</w:t>
+            </w:r>
+          </w:p>
+        </w:tc>
+        <w:tc>
+          <w:tcPr>
+            <w:tcW w:type="dxa" w:w="6803"/>
+            <w:vAlign w:val="top"/>
+            <w:shd w:val="clear" w:color="auto" w:fill="F8FAFC"/>
+          </w:tcPr>
+          <w:p>
+            <w:pPr>
+              <w:spacing w:after="0"/>
+            </w:pPr>
+            <w:r>
+              <w:rPr>
+                <w:sz w:val="18"/>
+              </w:rPr>
+              <w:t>Publicación en producción de la arquitectura 4+1, Google opcional y prospección guiada</w:t>
+            </w:r>
+          </w:p>
+        </w:tc>
+        <w:tc>
+          <w:tcPr>
+            <w:tcW w:type="dxa" w:w="2149"/>
+            <w:vAlign w:val="top"/>
+            <w:shd w:val="clear" w:color="auto" w:fill="F8FAFC"/>
+          </w:tcPr>
+          <w:p>
+            <w:pPr>
+              <w:spacing w:after="0"/>
+            </w:pPr>
+            <w:r>
+              <w:rPr>
+                <w:sz w:val="18"/>
+              </w:rPr>
+              <w:t>HU-12, HU-17</w:t>
+            </w:r>
+          </w:p>
+        </w:tc>
+      </w:tr>
+      <w:tr>
+        <w:trPr>
+          <w:cantSplit/>
+        </w:trPr>
+        <w:tc>
+          <w:tcPr>
+            <w:tcW w:type="dxa" w:w="1020"/>
+            <w:vAlign w:val="top"/>
+          </w:tcPr>
+          <w:p>
+            <w:pPr>
+              <w:spacing w:after="0"/>
+              <w:jc w:val="center"/>
+            </w:pPr>
+            <w:r>
+              <w:rPr>
+                <w:sz w:val="18"/>
+              </w:rPr>
+              <w:t>12-10</w:t>
+            </w:r>
+          </w:p>
+        </w:tc>
+        <w:tc>
+          <w:tcPr>
+            <w:tcW w:type="dxa" w:w="6803"/>
+            <w:vAlign w:val="top"/>
+          </w:tcPr>
+          <w:p>
+            <w:pPr>
+              <w:spacing w:after="0"/>
+            </w:pPr>
+            <w:r>
+              <w:rPr>
+                <w:sz w:val="18"/>
+              </w:rPr>
+              <w:t>Inicio del uso del piloto en la empresa</w:t>
+            </w:r>
+          </w:p>
+        </w:tc>
+        <w:tc>
+          <w:tcPr>
+            <w:tcW w:type="dxa" w:w="2149"/>
+            <w:vAlign w:val="top"/>
+          </w:tcPr>
+          <w:p>
+            <w:pPr>
+              <w:spacing w:after="0"/>
+            </w:pPr>
+            <w:r>
+              <w:rPr>
+                <w:sz w:val="18"/>
+              </w:rPr>
+              <w:t>Piloto</w:t>
+            </w:r>
+          </w:p>
+        </w:tc>
+      </w:tr>
+    </w:tbl>
+    <w:p>
+      <w:pPr>
+        <w:spacing w:after="0" w:before="0" w:line="120" w:lineRule="exact"/>
+      </w:pPr>
+      <w:r>
+        <w:rPr>
+          <w:sz w:val="12"/>
+        </w:rPr>
+      </w:r>
+    </w:p>
+    <w:p>
+      <w:pPr>
         <w:pStyle w:val="Heading1"/>
       </w:pPr>
       <w:r>
-        <w:t>3. Iteración actual (5): tablero</w:t>
+        <w:t>3. Iteración actual (6): tablero</w:t>
       </w:r>
     </w:p>
     <w:p>
@@ -3425,7 +4826,7 @@
         <w:t>Meta:</w:t>
       </w:r>
       <w:r>
-        <w:t xml:space="preserve"> dejar el repositorio y la documentación listos para evaluar. </w:t>
+        <w:t xml:space="preserve"> presentar el 13-10-2026 la arquitectura 4+1, la justificación de la innovación y el avance, con evidencia. </w:t>
       </w:r>
       <w:r>
         <w:rPr>
@@ -3434,7 +4835,7 @@
         <w:t>Período:</w:t>
       </w:r>
       <w:r>
-        <w:t xml:space="preserve"> 30-09 al 06-10-2026.</w:t>
+        <w:t xml:space="preserve"> 07 al 13-10-2026.</w:t>
       </w:r>
     </w:p>
     <w:tbl>
@@ -3527,7 +4928,7 @@
               <w:rPr>
                 <w:sz w:val="18"/>
               </w:rPr>
-              <w:t>README con los 7 elementos y estructura de carpetas de la asignatura</w:t>
+              <w:t>Google Places por CRM, con clave y límite propios y pruebas (HU-17)</w:t>
             </w:r>
           </w:p>
         </w:tc>
@@ -3571,7 +4972,7 @@
               <w:rPr>
                 <w:sz w:val="18"/>
               </w:rPr>
-              <w:t>Documentación obligatoria: arquitectura, modelo de datos, UML, requisitos no funcionales, pruebas e innovación</w:t>
+              <w:t>Plan con fecha de término publicado (HU-21) y landing publicada (HU-22)</w:t>
             </w:r>
           </w:p>
         </w:tc>
@@ -3612,31 +5013,9 @@
             </w:pPr>
             <w:r>
               <w:rPr>
-                <w:rFonts w:ascii="Consolas" w:hAnsi="Consolas" w:eastAsia="Consolas"/>
-                <w:color w:val="9D174D"/>
-                <w:sz w:val="17"/>
-              </w:rPr>
-              <w:t>Dockerfile</w:t>
-            </w:r>
-            <w:r>
-              <w:rPr>
                 <w:sz w:val="18"/>
               </w:rPr>
-              <w:t xml:space="preserve"> y </w:t>
-            </w:r>
-            <w:r>
-              <w:rPr>
-                <w:rFonts w:ascii="Consolas" w:hAnsi="Consolas" w:eastAsia="Consolas"/>
-                <w:color w:val="9D174D"/>
-                <w:sz w:val="17"/>
-              </w:rPr>
-              <w:t>docker-compose.yml</w:t>
-            </w:r>
-            <w:r>
-              <w:rPr>
-                <w:sz w:val="18"/>
-              </w:rPr>
-              <w:t xml:space="preserve"> (la imagen aún no se construyó en el equipo de desarrollo)</w:t>
+              <w:t>Tablero Scrumban en GitHub Projects</w:t>
             </w:r>
           </w:p>
         </w:tc>
@@ -3680,21 +5059,7 @@
               <w:rPr>
                 <w:sz w:val="18"/>
               </w:rPr>
-              <w:t>Prueba de rendimiento (</w:t>
-            </w:r>
-            <w:r>
-              <w:rPr>
-                <w:rFonts w:ascii="Consolas" w:hAnsi="Consolas" w:eastAsia="Consolas"/>
-                <w:color w:val="9D174D"/>
-                <w:sz w:val="17"/>
-              </w:rPr>
-              <w:t>npm run test:rendimiento</w:t>
-            </w:r>
-            <w:r>
-              <w:rPr>
-                <w:sz w:val="18"/>
-              </w:rPr>
-              <w:t>)</w:t>
+              <w:t>Arquitectura 4+1: cinco diagramas y documento REV-07</w:t>
             </w:r>
           </w:p>
         </w:tc>
@@ -3737,7 +5102,7 @@
               <w:rPr>
                 <w:sz w:val="18"/>
               </w:rPr>
-              <w:t>Documentos de metodología en Word (clase del 06-10)</w:t>
+              <w:t>Justificación de la innovación y del piloto (REV-08)</w:t>
             </w:r>
           </w:p>
         </w:tc>
@@ -3781,7 +5146,94 @@
               <w:rPr>
                 <w:sz w:val="18"/>
               </w:rPr>
-              <w:t>Evidencias de la Fase 1: 1.3 Autoevaluación, 1.4 Formativa, 1.5 Guía de definición y presentación del proyecto</w:t>
+              <w:t>Documentos de metodología actualizados con la iteración 5 y 6 (REV-01, 03, 04, 06)</w:t>
+            </w:r>
+          </w:p>
+        </w:tc>
+        <w:tc>
+          <w:tcPr>
+            <w:tcW w:type="dxa" w:w="2035"/>
+            <w:vAlign w:val="top"/>
+            <w:shd w:val="clear" w:color="auto" w:fill="DCFCE7"/>
+          </w:tcPr>
+          <w:p>
+            <w:pPr>
+              <w:spacing w:after="0"/>
+              <w:jc w:val="center"/>
+            </w:pPr>
+            <w:r>
+              <w:rPr>
+                <w:b/>
+                <w:color w:val="166534"/>
+                <w:sz w:val="18"/>
+              </w:rPr>
+              <w:t>Hecho</w:t>
+            </w:r>
+          </w:p>
+        </w:tc>
+      </w:tr>
+      <w:tr>
+        <w:trPr>
+          <w:cantSplit/>
+        </w:trPr>
+        <w:tc>
+          <w:tcPr>
+            <w:tcW w:type="dxa" w:w="7937"/>
+            <w:vAlign w:val="top"/>
+          </w:tcPr>
+          <w:p>
+            <w:pPr>
+              <w:spacing w:after="0"/>
+            </w:pPr>
+            <w:r>
+              <w:rPr>
+                <w:sz w:val="18"/>
+              </w:rPr>
+              <w:t>Índice de evidencias con capturas (REV-09) y presentación</w:t>
+            </w:r>
+          </w:p>
+        </w:tc>
+        <w:tc>
+          <w:tcPr>
+            <w:tcW w:type="dxa" w:w="2035"/>
+            <w:vAlign w:val="top"/>
+            <w:shd w:val="clear" w:color="auto" w:fill="DCFCE7"/>
+          </w:tcPr>
+          <w:p>
+            <w:pPr>
+              <w:spacing w:after="0"/>
+              <w:jc w:val="center"/>
+            </w:pPr>
+            <w:r>
+              <w:rPr>
+                <w:b/>
+                <w:color w:val="166534"/>
+                <w:sz w:val="18"/>
+              </w:rPr>
+              <w:t>Hecho</w:t>
+            </w:r>
+          </w:p>
+        </w:tc>
+      </w:tr>
+      <w:tr>
+        <w:trPr>
+          <w:cantSplit/>
+        </w:trPr>
+        <w:tc>
+          <w:tcPr>
+            <w:tcW w:type="dxa" w:w="7937"/>
+            <w:vAlign w:val="top"/>
+            <w:shd w:val="clear" w:color="auto" w:fill="F8FAFC"/>
+          </w:tcPr>
+          <w:p>
+            <w:pPr>
+              <w:spacing w:after="0"/>
+            </w:pPr>
+            <w:r>
+              <w:rPr>
+                <w:sz w:val="18"/>
+              </w:rPr>
+              <w:t>Inicio del uso del piloto en la empresa (12-10) y primeras mediciones</w:t>
             </w:r>
           </w:p>
         </w:tc>
@@ -3868,7 +5320,7 @@
               <w:rPr>
                 <w:sz w:val="18"/>
               </w:rPr>
-              <w:t>Retrospectiva de la iteración 5 (al cierre, 06-10-2026)</w:t>
+              <w:t>Contratar y pagar en línea (HU-18) y revisión legal (HU-19)</w:t>
             </w:r>
           </w:p>
         </w:tc>

--- a/Fase 2/Evidencias Proyecto/Evidencias de documentación/Archivos Word/04_Sprint_Backlog.docx
+++ b/Fase 2/Evidencias Proyecto/Evidencias de documentación/Archivos Word/04_Sprint_Backlog.docx
@@ -318,7 +318,7 @@
               <w:rPr>
                 <w:sz w:val="19"/>
               </w:rPr>
-              <w:t>1.1 · 10-10-2026</w:t>
+              <w:t>1.0 · 01-10-2026</w:t>
             </w:r>
           </w:p>
         </w:tc>
@@ -451,7 +451,7 @@
           <w:color w:val="475569"/>
           <w:sz w:val="18"/>
         </w:rPr>
-        <w:t>Reconstruido desde el historial real de Git: cada fila de las iteraciones 1 a 6 corresponde a un commit o a un entregable fechado. El repositorio se inició el 23-09-2026 con un primer commit que trae el producto ya desarrollado en local (entonces llamado GeoCRM); por eso la iteración 1 concentra ese trabajo previo.</w:t>
+        <w:t>Reconstruido desde el historial real de Git: cada fila de las iteraciones 1 a 4 corresponde a un commit. El repositorio se inició el 23-09-2026 con un primer commit que trae el producto ya desarrollado en local (entonces llamado GeoCRM); por eso la iteración 1 concentra ese trabajo previo.</w:t>
       </w:r>
     </w:p>
     <w:p>
@@ -591,6 +591,7 @@
           </w:tcPr>
           <w:p>
             <w:pPr>
+              <w:keepNext/>
               <w:spacing w:after="0"/>
               <w:jc w:val="center"/>
             </w:pPr>
@@ -609,6 +610,7 @@
           </w:tcPr>
           <w:p>
             <w:pPr>
+              <w:keepNext/>
               <w:spacing w:after="0"/>
             </w:pPr>
             <w:r>
@@ -626,6 +628,7 @@
           </w:tcPr>
           <w:p>
             <w:pPr>
+              <w:keepNext/>
               <w:spacing w:after="0"/>
             </w:pPr>
             <w:r>
@@ -643,6 +646,7 @@
           </w:tcPr>
           <w:p>
             <w:pPr>
+              <w:keepNext/>
               <w:spacing w:after="0"/>
               <w:jc w:val="center"/>
             </w:pPr>
@@ -667,6 +671,7 @@
           </w:tcPr>
           <w:p>
             <w:pPr>
+              <w:keepNext/>
               <w:spacing w:after="0"/>
               <w:jc w:val="center"/>
             </w:pPr>
@@ -686,6 +691,7 @@
           </w:tcPr>
           <w:p>
             <w:pPr>
+              <w:keepNext/>
               <w:spacing w:after="0"/>
             </w:pPr>
             <w:r>
@@ -704,6 +710,7 @@
           </w:tcPr>
           <w:p>
             <w:pPr>
+              <w:keepNext/>
               <w:spacing w:after="0"/>
             </w:pPr>
             <w:r>
@@ -722,6 +729,7 @@
           </w:tcPr>
           <w:p>
             <w:pPr>
+              <w:keepNext/>
               <w:spacing w:after="0"/>
               <w:jc w:val="center"/>
             </w:pPr>
@@ -745,6 +753,7 @@
           </w:tcPr>
           <w:p>
             <w:pPr>
+              <w:keepNext/>
               <w:spacing w:after="0"/>
               <w:jc w:val="center"/>
             </w:pPr>
@@ -763,6 +772,7 @@
           </w:tcPr>
           <w:p>
             <w:pPr>
+              <w:keepNext/>
               <w:spacing w:after="0"/>
             </w:pPr>
             <w:r>
@@ -780,6 +790,7 @@
           </w:tcPr>
           <w:p>
             <w:pPr>
+              <w:keepNext/>
               <w:spacing w:after="0"/>
             </w:pPr>
             <w:r>
@@ -797,6 +808,7 @@
           </w:tcPr>
           <w:p>
             <w:pPr>
+              <w:keepNext/>
               <w:spacing w:after="0"/>
               <w:jc w:val="center"/>
             </w:pPr>
@@ -821,6 +833,7 @@
           </w:tcPr>
           <w:p>
             <w:pPr>
+              <w:keepNext/>
               <w:spacing w:after="0"/>
               <w:jc w:val="center"/>
             </w:pPr>
@@ -840,6 +853,7 @@
           </w:tcPr>
           <w:p>
             <w:pPr>
+              <w:keepNext/>
               <w:spacing w:after="0"/>
             </w:pPr>
             <w:r>
@@ -858,6 +872,7 @@
           </w:tcPr>
           <w:p>
             <w:pPr>
+              <w:keepNext/>
               <w:spacing w:after="0"/>
             </w:pPr>
             <w:r>
@@ -876,6 +891,7 @@
           </w:tcPr>
           <w:p>
             <w:pPr>
+              <w:keepNext/>
               <w:spacing w:after="0"/>
               <w:jc w:val="center"/>
             </w:pPr>
@@ -940,7 +956,7 @@
               <w:rPr>
                 <w:sz w:val="18"/>
               </w:rPr>
-              <w:t>Evidencias para la evaluación: repositorio, documentación del instructivo, Docker, pruebas de rendimiento y plan con fecha de término</w:t>
+              <w:t>Evidencias para la evaluación: repositorio, documentación del instructivo, Docker y pruebas de rendimiento</w:t>
             </w:r>
           </w:p>
         </w:tc>
@@ -948,85 +964,6 @@
           <w:tcPr>
             <w:tcW w:type="dxa" w:w="1361"/>
             <w:vAlign w:val="top"/>
-          </w:tcPr>
-          <w:p>
-            <w:pPr>
-              <w:spacing w:after="0"/>
-              <w:jc w:val="center"/>
-            </w:pPr>
-            <w:r>
-              <w:rPr>
-                <w:sz w:val="18"/>
-              </w:rPr>
-              <w:t>Cerrada</w:t>
-            </w:r>
-          </w:p>
-        </w:tc>
-      </w:tr>
-      <w:tr>
-        <w:trPr>
-          <w:cantSplit/>
-        </w:trPr>
-        <w:tc>
-          <w:tcPr>
-            <w:tcW w:type="dxa" w:w="794"/>
-            <w:vAlign w:val="top"/>
-            <w:shd w:val="clear" w:color="auto" w:fill="F8FAFC"/>
-          </w:tcPr>
-          <w:p>
-            <w:pPr>
-              <w:spacing w:after="0"/>
-              <w:jc w:val="center"/>
-            </w:pPr>
-            <w:r>
-              <w:rPr>
-                <w:sz w:val="18"/>
-              </w:rPr>
-              <w:t>6</w:t>
-            </w:r>
-          </w:p>
-        </w:tc>
-        <w:tc>
-          <w:tcPr>
-            <w:tcW w:type="dxa" w:w="2041"/>
-            <w:vAlign w:val="top"/>
-            <w:shd w:val="clear" w:color="auto" w:fill="F8FAFC"/>
-          </w:tcPr>
-          <w:p>
-            <w:pPr>
-              <w:spacing w:after="0"/>
-            </w:pPr>
-            <w:r>
-              <w:rPr>
-                <w:sz w:val="18"/>
-              </w:rPr>
-              <w:t>07 al 13-10-2026</w:t>
-            </w:r>
-          </w:p>
-        </w:tc>
-        <w:tc>
-          <w:tcPr>
-            <w:tcW w:type="dxa" w:w="5777"/>
-            <w:vAlign w:val="top"/>
-            <w:shd w:val="clear" w:color="auto" w:fill="F8FAFC"/>
-          </w:tcPr>
-          <w:p>
-            <w:pPr>
-              <w:spacing w:after="0"/>
-            </w:pPr>
-            <w:r>
-              <w:rPr>
-                <w:sz w:val="18"/>
-              </w:rPr>
-              <w:t>Google Places por CRM, landing publicada, arquitectura 4+1, tablero Scrumban y justificación del piloto</w:t>
-            </w:r>
-          </w:p>
-        </w:tc>
-        <w:tc>
-          <w:tcPr>
-            <w:tcW w:type="dxa" w:w="1361"/>
-            <w:vAlign w:val="top"/>
-            <w:shd w:val="clear" w:color="auto" w:fill="F8FAFC"/>
           </w:tcPr>
           <w:p>
             <w:pPr>
@@ -3474,1348 +3411,10 @@
     </w:p>
     <w:p>
       <w:pPr>
-        <w:pStyle w:val="Heading2"/>
-      </w:pPr>
-      <w:r>
-        <w:t>Iteración 5 · 30-09 al 06-10-2026 · Evidencias para la evaluación y plan con fecha</w:t>
-      </w:r>
-    </w:p>
-    <w:tbl>
-      <w:tblPr>
-        <w:tblW w:type="dxa" w:w="9972"/>
-        <w:tblLook w:firstColumn="1" w:firstRow="1" w:lastColumn="0" w:lastRow="0" w:noHBand="0" w:noVBand="1" w:val="04A0"/>
-        <w:tblBorders>
-          <w:top w:val="single" w:sz="4" w:space="0" w:color="CBD5E1"/>
-          <w:left w:val="single" w:sz="4" w:space="0" w:color="CBD5E1"/>
-          <w:bottom w:val="single" w:sz="4" w:space="0" w:color="CBD5E1"/>
-          <w:right w:val="single" w:sz="4" w:space="0" w:color="CBD5E1"/>
-          <w:insideH w:val="single" w:sz="4" w:space="0" w:color="CBD5E1"/>
-          <w:insideV w:val="single" w:sz="4" w:space="0" w:color="CBD5E1"/>
-        </w:tblBorders>
-        <w:tblCellMar>
-          <w:top w:w="50" w:type="dxa"/>
-          <w:left w:w="90" w:type="dxa"/>
-          <w:bottom w:w="50" w:type="dxa"/>
-          <w:right w:w="90" w:type="dxa"/>
-        </w:tblCellMar>
-        <w:tblLayout w:type="fixed"/>
-      </w:tblPr>
-      <w:tblGrid>
-        <w:gridCol w:w="1020"/>
-        <w:gridCol w:w="6803"/>
-        <w:gridCol w:w="2148"/>
-      </w:tblGrid>
-      <w:tr>
-        <w:trPr>
-          <w:cantSplit/>
-          <w:tblHeader/>
-        </w:trPr>
-        <w:tc>
-          <w:tcPr>
-            <w:tcW w:type="dxa" w:w="1020"/>
-            <w:shd w:val="clear" w:color="auto" w:fill="3730A3"/>
-            <w:vAlign w:val="center"/>
-          </w:tcPr>
-          <w:p>
-            <w:pPr>
-              <w:keepNext/>
-              <w:spacing w:after="0"/>
-              <w:jc w:val="center"/>
-            </w:pPr>
-            <w:r>
-              <w:rPr>
-                <w:b/>
-                <w:color w:val="FFFFFF"/>
-                <w:sz w:val="18"/>
-              </w:rPr>
-              <w:t>Fecha</w:t>
-            </w:r>
-          </w:p>
-        </w:tc>
-        <w:tc>
-          <w:tcPr>
-            <w:tcW w:type="dxa" w:w="6803"/>
-            <w:shd w:val="clear" w:color="auto" w:fill="3730A3"/>
-            <w:vAlign w:val="center"/>
-          </w:tcPr>
-          <w:p>
-            <w:pPr>
-              <w:keepNext/>
-              <w:spacing w:after="0"/>
-            </w:pPr>
-            <w:r>
-              <w:rPr>
-                <w:b/>
-                <w:color w:val="FFFFFF"/>
-                <w:sz w:val="18"/>
-              </w:rPr>
-              <w:t>Entrega</w:t>
-            </w:r>
-          </w:p>
-        </w:tc>
-        <w:tc>
-          <w:tcPr>
-            <w:tcW w:type="dxa" w:w="2149"/>
-            <w:shd w:val="clear" w:color="auto" w:fill="3730A3"/>
-            <w:vAlign w:val="center"/>
-          </w:tcPr>
-          <w:p>
-            <w:pPr>
-              <w:keepNext/>
-              <w:spacing w:after="0"/>
-            </w:pPr>
-            <w:r>
-              <w:rPr>
-                <w:b/>
-                <w:color w:val="FFFFFF"/>
-                <w:sz w:val="18"/>
-              </w:rPr>
-              <w:t>Historias</w:t>
-            </w:r>
-          </w:p>
-        </w:tc>
-      </w:tr>
-      <w:tr>
-        <w:trPr>
-          <w:cantSplit/>
-        </w:trPr>
-        <w:tc>
-          <w:tcPr>
-            <w:tcW w:type="dxa" w:w="1020"/>
-            <w:vAlign w:val="top"/>
-          </w:tcPr>
-          <w:p>
-            <w:pPr>
-              <w:spacing w:after="0"/>
-              <w:jc w:val="center"/>
-            </w:pPr>
-            <w:r>
-              <w:rPr>
-                <w:sz w:val="18"/>
-              </w:rPr>
-              <w:t>30-09</w:t>
-            </w:r>
-          </w:p>
-        </w:tc>
-        <w:tc>
-          <w:tcPr>
-            <w:tcW w:type="dxa" w:w="6803"/>
-            <w:vAlign w:val="top"/>
-          </w:tcPr>
-          <w:p>
-            <w:pPr>
-              <w:spacing w:after="0"/>
-            </w:pPr>
-            <w:r>
-              <w:rPr>
-                <w:sz w:val="18"/>
-              </w:rPr>
-              <w:t>README con los 7 elementos y documentación del instructivo CAPSTONE</w:t>
-            </w:r>
-          </w:p>
-        </w:tc>
-        <w:tc>
-          <w:tcPr>
-            <w:tcW w:type="dxa" w:w="2149"/>
-            <w:vAlign w:val="top"/>
-          </w:tcPr>
-          <w:p>
-            <w:pPr>
-              <w:spacing w:after="0"/>
-            </w:pPr>
-            <w:r>
-              <w:rPr>
-                <w:sz w:val="18"/>
-              </w:rPr>
-              <w:t>Documentación</w:t>
-            </w:r>
-          </w:p>
-        </w:tc>
-      </w:tr>
-      <w:tr>
-        <w:trPr>
-          <w:cantSplit/>
-        </w:trPr>
-        <w:tc>
-          <w:tcPr>
-            <w:tcW w:type="dxa" w:w="1020"/>
-            <w:vAlign w:val="top"/>
-            <w:shd w:val="clear" w:color="auto" w:fill="F8FAFC"/>
-          </w:tcPr>
-          <w:p>
-            <w:pPr>
-              <w:spacing w:after="0"/>
-              <w:jc w:val="center"/>
-            </w:pPr>
-            <w:r>
-              <w:rPr>
-                <w:sz w:val="18"/>
-              </w:rPr>
-              <w:t>30-09</w:t>
-            </w:r>
-          </w:p>
-        </w:tc>
-        <w:tc>
-          <w:tcPr>
-            <w:tcW w:type="dxa" w:w="6803"/>
-            <w:vAlign w:val="top"/>
-            <w:shd w:val="clear" w:color="auto" w:fill="F8FAFC"/>
-          </w:tcPr>
-          <w:p>
-            <w:pPr>
-              <w:spacing w:after="0"/>
-            </w:pPr>
-            <w:r>
-              <w:rPr>
-                <w:sz w:val="18"/>
-              </w:rPr>
-              <w:t>Docker y prueba de rendimiento</w:t>
-            </w:r>
-          </w:p>
-        </w:tc>
-        <w:tc>
-          <w:tcPr>
-            <w:tcW w:type="dxa" w:w="2149"/>
-            <w:vAlign w:val="top"/>
-            <w:shd w:val="clear" w:color="auto" w:fill="F8FAFC"/>
-          </w:tcPr>
-          <w:p>
-            <w:pPr>
-              <w:spacing w:after="0"/>
-            </w:pPr>
-            <w:r>
-              <w:rPr>
-                <w:sz w:val="18"/>
-              </w:rPr>
-              <w:t>HU-16</w:t>
-            </w:r>
-          </w:p>
-        </w:tc>
-      </w:tr>
-      <w:tr>
-        <w:trPr>
-          <w:cantSplit/>
-        </w:trPr>
-        <w:tc>
-          <w:tcPr>
-            <w:tcW w:type="dxa" w:w="1020"/>
-            <w:vAlign w:val="top"/>
-          </w:tcPr>
-          <w:p>
-            <w:pPr>
-              <w:spacing w:after="0"/>
-              <w:jc w:val="center"/>
-            </w:pPr>
-            <w:r>
-              <w:rPr>
-                <w:sz w:val="18"/>
-              </w:rPr>
-              <w:t>30-09</w:t>
-            </w:r>
-          </w:p>
-        </w:tc>
-        <w:tc>
-          <w:tcPr>
-            <w:tcW w:type="dxa" w:w="6803"/>
-            <w:vAlign w:val="top"/>
-          </w:tcPr>
-          <w:p>
-            <w:pPr>
-              <w:spacing w:after="0"/>
-            </w:pPr>
-            <w:r>
-              <w:rPr>
-                <w:sz w:val="18"/>
-              </w:rPr>
-              <w:t>Historial de desarrollo incorporado y evidencias regeneradas con la demo pública</w:t>
-            </w:r>
-          </w:p>
-        </w:tc>
-        <w:tc>
-          <w:tcPr>
-            <w:tcW w:type="dxa" w:w="2149"/>
-            <w:vAlign w:val="top"/>
-          </w:tcPr>
-          <w:p>
-            <w:pPr>
-              <w:spacing w:after="0"/>
-            </w:pPr>
-            <w:r>
-              <w:rPr>
-                <w:sz w:val="18"/>
-              </w:rPr>
-              <w:t>Documentación</w:t>
-            </w:r>
-          </w:p>
-        </w:tc>
-      </w:tr>
-      <w:tr>
-        <w:trPr>
-          <w:cantSplit/>
-        </w:trPr>
-        <w:tc>
-          <w:tcPr>
-            <w:tcW w:type="dxa" w:w="1020"/>
-            <w:vAlign w:val="top"/>
-            <w:shd w:val="clear" w:color="auto" w:fill="F8FAFC"/>
-          </w:tcPr>
-          <w:p>
-            <w:pPr>
-              <w:spacing w:after="0"/>
-              <w:jc w:val="center"/>
-            </w:pPr>
-            <w:r>
-              <w:rPr>
-                <w:sz w:val="18"/>
-              </w:rPr>
-              <w:t>01-10</w:t>
-            </w:r>
-          </w:p>
-        </w:tc>
-        <w:tc>
-          <w:tcPr>
-            <w:tcW w:type="dxa" w:w="6803"/>
-            <w:vAlign w:val="top"/>
-            <w:shd w:val="clear" w:color="auto" w:fill="F8FAFC"/>
-          </w:tcPr>
-          <w:p>
-            <w:pPr>
-              <w:spacing w:after="0"/>
-            </w:pPr>
-            <w:r>
-              <w:rPr>
-                <w:sz w:val="18"/>
-              </w:rPr>
-              <w:t>Documentación de metodología en Word y carpetas separadas por formato</w:t>
-            </w:r>
-          </w:p>
-        </w:tc>
-        <w:tc>
-          <w:tcPr>
-            <w:tcW w:type="dxa" w:w="2149"/>
-            <w:vAlign w:val="top"/>
-            <w:shd w:val="clear" w:color="auto" w:fill="F8FAFC"/>
-          </w:tcPr>
-          <w:p>
-            <w:pPr>
-              <w:spacing w:after="0"/>
-            </w:pPr>
-            <w:r>
-              <w:rPr>
-                <w:sz w:val="18"/>
-              </w:rPr>
-              <w:t>Documentación</w:t>
-            </w:r>
-          </w:p>
-        </w:tc>
-      </w:tr>
-      <w:tr>
-        <w:trPr>
-          <w:cantSplit/>
-        </w:trPr>
-        <w:tc>
-          <w:tcPr>
-            <w:tcW w:type="dxa" w:w="1020"/>
-            <w:vAlign w:val="top"/>
-          </w:tcPr>
-          <w:p>
-            <w:pPr>
-              <w:spacing w:after="0"/>
-              <w:jc w:val="center"/>
-            </w:pPr>
-            <w:r>
-              <w:rPr>
-                <w:sz w:val="18"/>
-              </w:rPr>
-              <w:t>01-10</w:t>
-            </w:r>
-          </w:p>
-        </w:tc>
-        <w:tc>
-          <w:tcPr>
-            <w:tcW w:type="dxa" w:w="6803"/>
-            <w:vAlign w:val="top"/>
-          </w:tcPr>
-          <w:p>
-            <w:pPr>
-              <w:spacing w:after="0"/>
-            </w:pPr>
-            <w:r>
-              <w:rPr>
-                <w:sz w:val="18"/>
-              </w:rPr>
-              <w:t>Fase 1: autoevaluación 1.3 y guía de definición del proyecto 1.5</w:t>
-            </w:r>
-          </w:p>
-        </w:tc>
-        <w:tc>
-          <w:tcPr>
-            <w:tcW w:type="dxa" w:w="2149"/>
-            <w:vAlign w:val="top"/>
-          </w:tcPr>
-          <w:p>
-            <w:pPr>
-              <w:spacing w:after="0"/>
-            </w:pPr>
-            <w:r>
-              <w:rPr>
-                <w:sz w:val="18"/>
-              </w:rPr>
-              <w:t>Documentación</w:t>
-            </w:r>
-          </w:p>
-        </w:tc>
-      </w:tr>
-      <w:tr>
-        <w:trPr>
-          <w:cantSplit/>
-        </w:trPr>
-        <w:tc>
-          <w:tcPr>
-            <w:tcW w:type="dxa" w:w="1020"/>
-            <w:vAlign w:val="top"/>
-            <w:shd w:val="clear" w:color="auto" w:fill="F8FAFC"/>
-          </w:tcPr>
-          <w:p>
-            <w:pPr>
-              <w:spacing w:after="0"/>
-              <w:jc w:val="center"/>
-            </w:pPr>
-            <w:r>
-              <w:rPr>
-                <w:sz w:val="18"/>
-              </w:rPr>
-              <w:t>01-10</w:t>
-            </w:r>
-          </w:p>
-        </w:tc>
-        <w:tc>
-          <w:tcPr>
-            <w:tcW w:type="dxa" w:w="6803"/>
-            <w:vAlign w:val="top"/>
-            <w:shd w:val="clear" w:color="auto" w:fill="F8FAFC"/>
-          </w:tcPr>
-          <w:p>
-            <w:pPr>
-              <w:spacing w:after="0"/>
-            </w:pPr>
-            <w:r>
-              <w:rPr>
-                <w:sz w:val="18"/>
-              </w:rPr>
-              <w:t>Diagramas BPMN: los inicios que dependen de algo externo llevan su gatillo</w:t>
-            </w:r>
-          </w:p>
-        </w:tc>
-        <w:tc>
-          <w:tcPr>
-            <w:tcW w:type="dxa" w:w="2149"/>
-            <w:vAlign w:val="top"/>
-            <w:shd w:val="clear" w:color="auto" w:fill="F8FAFC"/>
-          </w:tcPr>
-          <w:p>
-            <w:pPr>
-              <w:spacing w:after="0"/>
-            </w:pPr>
-            <w:r>
-              <w:rPr>
-                <w:sz w:val="18"/>
-              </w:rPr>
-              <w:t>Documentación</w:t>
-            </w:r>
-          </w:p>
-        </w:tc>
-      </w:tr>
-      <w:tr>
-        <w:trPr>
-          <w:cantSplit/>
-        </w:trPr>
-        <w:tc>
-          <w:tcPr>
-            <w:tcW w:type="dxa" w:w="1020"/>
-            <w:vAlign w:val="top"/>
-          </w:tcPr>
-          <w:p>
-            <w:pPr>
-              <w:spacing w:after="0"/>
-              <w:jc w:val="center"/>
-            </w:pPr>
-            <w:r>
-              <w:rPr>
-                <w:sz w:val="18"/>
-              </w:rPr>
-              <w:t>05-10</w:t>
-            </w:r>
-          </w:p>
-        </w:tc>
-        <w:tc>
-          <w:tcPr>
-            <w:tcW w:type="dxa" w:w="6803"/>
-            <w:vAlign w:val="top"/>
-          </w:tcPr>
-          <w:p>
-            <w:pPr>
-              <w:spacing w:after="0"/>
-            </w:pPr>
-            <w:r>
-              <w:rPr>
-                <w:sz w:val="18"/>
-              </w:rPr>
-              <w:t>Fecha de término del plan: gracia hasta el lunes, avisos y suspensión automática</w:t>
-            </w:r>
-          </w:p>
-        </w:tc>
-        <w:tc>
-          <w:tcPr>
-            <w:tcW w:type="dxa" w:w="2149"/>
-            <w:vAlign w:val="top"/>
-          </w:tcPr>
-          <w:p>
-            <w:pPr>
-              <w:spacing w:after="0"/>
-            </w:pPr>
-            <w:r>
-              <w:rPr>
-                <w:sz w:val="18"/>
-              </w:rPr>
-              <w:t>HU-21</w:t>
-            </w:r>
-          </w:p>
-        </w:tc>
-      </w:tr>
-      <w:tr>
-        <w:trPr>
-          <w:cantSplit/>
-        </w:trPr>
-        <w:tc>
-          <w:tcPr>
-            <w:tcW w:type="dxa" w:w="1020"/>
-            <w:vAlign w:val="top"/>
-            <w:shd w:val="clear" w:color="auto" w:fill="F8FAFC"/>
-          </w:tcPr>
-          <w:p>
-            <w:pPr>
-              <w:spacing w:after="0"/>
-              <w:jc w:val="center"/>
-            </w:pPr>
-            <w:r>
-              <w:rPr>
-                <w:sz w:val="18"/>
-              </w:rPr>
-              <w:t>05-10</w:t>
-            </w:r>
-          </w:p>
-        </w:tc>
-        <w:tc>
-          <w:tcPr>
-            <w:tcW w:type="dxa" w:w="6803"/>
-            <w:vAlign w:val="top"/>
-            <w:shd w:val="clear" w:color="auto" w:fill="F8FAFC"/>
-          </w:tcPr>
-          <w:p>
-            <w:pPr>
-              <w:spacing w:after="0"/>
-            </w:pPr>
-            <w:r>
-              <w:rPr>
-                <w:sz w:val="18"/>
-              </w:rPr>
-              <w:t>Landing de Revela construida (qué hace, qué incluye, precios por meses y preguntas)</w:t>
-            </w:r>
-          </w:p>
-        </w:tc>
-        <w:tc>
-          <w:tcPr>
-            <w:tcW w:type="dxa" w:w="2149"/>
-            <w:vAlign w:val="top"/>
-            <w:shd w:val="clear" w:color="auto" w:fill="F8FAFC"/>
-          </w:tcPr>
-          <w:p>
-            <w:pPr>
-              <w:spacing w:after="0"/>
-            </w:pPr>
-            <w:r>
-              <w:rPr>
-                <w:sz w:val="18"/>
-              </w:rPr>
-              <w:t>HU-22</w:t>
-            </w:r>
-          </w:p>
-        </w:tc>
-      </w:tr>
-    </w:tbl>
-    <w:p>
-      <w:pPr>
-        <w:spacing w:after="0" w:before="0" w:line="120" w:lineRule="exact"/>
-      </w:pPr>
-      <w:r>
-        <w:rPr>
-          <w:sz w:val="12"/>
-        </w:rPr>
-      </w:r>
-    </w:p>
-    <w:p>
-      <w:pPr>
-        <w:pStyle w:val="Heading2"/>
-      </w:pPr>
-      <w:r>
-        <w:t>Iteración 6 · 07 al 13-10-2026 · Google Places por CRM, landing, arquitectura 4+1 y piloto</w:t>
-      </w:r>
-    </w:p>
-    <w:tbl>
-      <w:tblPr>
-        <w:tblW w:type="dxa" w:w="9972"/>
-        <w:tblLook w:firstColumn="1" w:firstRow="1" w:lastColumn="0" w:lastRow="0" w:noHBand="0" w:noVBand="1" w:val="04A0"/>
-        <w:tblBorders>
-          <w:top w:val="single" w:sz="4" w:space="0" w:color="CBD5E1"/>
-          <w:left w:val="single" w:sz="4" w:space="0" w:color="CBD5E1"/>
-          <w:bottom w:val="single" w:sz="4" w:space="0" w:color="CBD5E1"/>
-          <w:right w:val="single" w:sz="4" w:space="0" w:color="CBD5E1"/>
-          <w:insideH w:val="single" w:sz="4" w:space="0" w:color="CBD5E1"/>
-          <w:insideV w:val="single" w:sz="4" w:space="0" w:color="CBD5E1"/>
-        </w:tblBorders>
-        <w:tblCellMar>
-          <w:top w:w="50" w:type="dxa"/>
-          <w:left w:w="90" w:type="dxa"/>
-          <w:bottom w:w="50" w:type="dxa"/>
-          <w:right w:w="90" w:type="dxa"/>
-        </w:tblCellMar>
-        <w:tblLayout w:type="fixed"/>
-      </w:tblPr>
-      <w:tblGrid>
-        <w:gridCol w:w="1020"/>
-        <w:gridCol w:w="6803"/>
-        <w:gridCol w:w="2148"/>
-      </w:tblGrid>
-      <w:tr>
-        <w:trPr>
-          <w:cantSplit/>
-          <w:tblHeader/>
-        </w:trPr>
-        <w:tc>
-          <w:tcPr>
-            <w:tcW w:type="dxa" w:w="1020"/>
-            <w:shd w:val="clear" w:color="auto" w:fill="3730A3"/>
-            <w:vAlign w:val="center"/>
-          </w:tcPr>
-          <w:p>
-            <w:pPr>
-              <w:keepNext/>
-              <w:spacing w:after="0"/>
-              <w:jc w:val="center"/>
-            </w:pPr>
-            <w:r>
-              <w:rPr>
-                <w:b/>
-                <w:color w:val="FFFFFF"/>
-                <w:sz w:val="18"/>
-              </w:rPr>
-              <w:t>Fecha</w:t>
-            </w:r>
-          </w:p>
-        </w:tc>
-        <w:tc>
-          <w:tcPr>
-            <w:tcW w:type="dxa" w:w="6803"/>
-            <w:shd w:val="clear" w:color="auto" w:fill="3730A3"/>
-            <w:vAlign w:val="center"/>
-          </w:tcPr>
-          <w:p>
-            <w:pPr>
-              <w:keepNext/>
-              <w:spacing w:after="0"/>
-            </w:pPr>
-            <w:r>
-              <w:rPr>
-                <w:b/>
-                <w:color w:val="FFFFFF"/>
-                <w:sz w:val="18"/>
-              </w:rPr>
-              <w:t>Entrega</w:t>
-            </w:r>
-          </w:p>
-        </w:tc>
-        <w:tc>
-          <w:tcPr>
-            <w:tcW w:type="dxa" w:w="2149"/>
-            <w:shd w:val="clear" w:color="auto" w:fill="3730A3"/>
-            <w:vAlign w:val="center"/>
-          </w:tcPr>
-          <w:p>
-            <w:pPr>
-              <w:keepNext/>
-              <w:spacing w:after="0"/>
-            </w:pPr>
-            <w:r>
-              <w:rPr>
-                <w:b/>
-                <w:color w:val="FFFFFF"/>
-                <w:sz w:val="18"/>
-              </w:rPr>
-              <w:t>Historias</w:t>
-            </w:r>
-          </w:p>
-        </w:tc>
-      </w:tr>
-      <w:tr>
-        <w:trPr>
-          <w:cantSplit/>
-        </w:trPr>
-        <w:tc>
-          <w:tcPr>
-            <w:tcW w:type="dxa" w:w="1020"/>
-            <w:vAlign w:val="top"/>
-          </w:tcPr>
-          <w:p>
-            <w:pPr>
-              <w:spacing w:after="0"/>
-              <w:jc w:val="center"/>
-            </w:pPr>
-            <w:r>
-              <w:rPr>
-                <w:sz w:val="18"/>
-              </w:rPr>
-              <w:t>07-10</w:t>
-            </w:r>
-          </w:p>
-        </w:tc>
-        <w:tc>
-          <w:tcPr>
-            <w:tcW w:type="dxa" w:w="6803"/>
-            <w:vAlign w:val="top"/>
-          </w:tcPr>
-          <w:p>
-            <w:pPr>
-              <w:spacing w:after="0"/>
-            </w:pPr>
-            <w:r>
-              <w:rPr>
-                <w:sz w:val="18"/>
-              </w:rPr>
-              <w:t>Plan con fecha publicado en producción (migración 0033 aplicada antes del código)</w:t>
-            </w:r>
-          </w:p>
-        </w:tc>
-        <w:tc>
-          <w:tcPr>
-            <w:tcW w:type="dxa" w:w="2149"/>
-            <w:vAlign w:val="top"/>
-          </w:tcPr>
-          <w:p>
-            <w:pPr>
-              <w:spacing w:after="0"/>
-            </w:pPr>
-            <w:r>
-              <w:rPr>
-                <w:sz w:val="18"/>
-              </w:rPr>
-              <w:t>HU-21</w:t>
-            </w:r>
-          </w:p>
-        </w:tc>
-      </w:tr>
-      <w:tr>
-        <w:trPr>
-          <w:cantSplit/>
-        </w:trPr>
-        <w:tc>
-          <w:tcPr>
-            <w:tcW w:type="dxa" w:w="1020"/>
-            <w:vAlign w:val="top"/>
-            <w:shd w:val="clear" w:color="auto" w:fill="F8FAFC"/>
-          </w:tcPr>
-          <w:p>
-            <w:pPr>
-              <w:spacing w:after="0"/>
-              <w:jc w:val="center"/>
-            </w:pPr>
-            <w:r>
-              <w:rPr>
-                <w:sz w:val="18"/>
-              </w:rPr>
-              <w:t>07-10</w:t>
-            </w:r>
-          </w:p>
-        </w:tc>
-        <w:tc>
-          <w:tcPr>
-            <w:tcW w:type="dxa" w:w="6803"/>
-            <w:vAlign w:val="top"/>
-            <w:shd w:val="clear" w:color="auto" w:fill="F8FAFC"/>
-          </w:tcPr>
-          <w:p>
-            <w:pPr>
-              <w:spacing w:after="0"/>
-            </w:pPr>
-            <w:r>
-              <w:rPr>
-                <w:sz w:val="18"/>
-              </w:rPr>
-              <w:t>Limpieza de documentos: fuera lo que era solo de clase o del nombre antiguo</w:t>
-            </w:r>
-          </w:p>
-        </w:tc>
-        <w:tc>
-          <w:tcPr>
-            <w:tcW w:type="dxa" w:w="2149"/>
-            <w:vAlign w:val="top"/>
-            <w:shd w:val="clear" w:color="auto" w:fill="F8FAFC"/>
-          </w:tcPr>
-          <w:p>
-            <w:pPr>
-              <w:spacing w:after="0"/>
-            </w:pPr>
-            <w:r>
-              <w:rPr>
-                <w:sz w:val="18"/>
-              </w:rPr>
-              <w:t>Documentación</w:t>
-            </w:r>
-          </w:p>
-        </w:tc>
-      </w:tr>
-      <w:tr>
-        <w:trPr>
-          <w:cantSplit/>
-        </w:trPr>
-        <w:tc>
-          <w:tcPr>
-            <w:tcW w:type="dxa" w:w="1020"/>
-            <w:vAlign w:val="top"/>
-          </w:tcPr>
-          <w:p>
-            <w:pPr>
-              <w:spacing w:after="0"/>
-              <w:jc w:val="center"/>
-            </w:pPr>
-            <w:r>
-              <w:rPr>
-                <w:sz w:val="18"/>
-              </w:rPr>
-              <w:t>07-10</w:t>
-            </w:r>
-          </w:p>
-        </w:tc>
-        <w:tc>
-          <w:tcPr>
-            <w:tcW w:type="dxa" w:w="6803"/>
-            <w:vAlign w:val="top"/>
-          </w:tcPr>
-          <w:p>
-            <w:pPr>
-              <w:spacing w:after="0"/>
-            </w:pPr>
-            <w:r>
-              <w:rPr>
-                <w:sz w:val="18"/>
-              </w:rPr>
-              <w:t>Landing publicada en Vercel y precios con usuarios incluidos por plan</w:t>
-            </w:r>
-          </w:p>
-        </w:tc>
-        <w:tc>
-          <w:tcPr>
-            <w:tcW w:type="dxa" w:w="2149"/>
-            <w:vAlign w:val="top"/>
-          </w:tcPr>
-          <w:p>
-            <w:pPr>
-              <w:spacing w:after="0"/>
-            </w:pPr>
-            <w:r>
-              <w:rPr>
-                <w:sz w:val="18"/>
-              </w:rPr>
-              <w:t>HU-22</w:t>
-            </w:r>
-          </w:p>
-        </w:tc>
-      </w:tr>
-      <w:tr>
-        <w:trPr>
-          <w:cantSplit/>
-        </w:trPr>
-        <w:tc>
-          <w:tcPr>
-            <w:tcW w:type="dxa" w:w="1020"/>
-            <w:vAlign w:val="top"/>
-            <w:shd w:val="clear" w:color="auto" w:fill="F8FAFC"/>
-          </w:tcPr>
-          <w:p>
-            <w:pPr>
-              <w:spacing w:after="0"/>
-              <w:jc w:val="center"/>
-            </w:pPr>
-            <w:r>
-              <w:rPr>
-                <w:sz w:val="18"/>
-              </w:rPr>
-              <w:t>07-10</w:t>
-            </w:r>
-          </w:p>
-        </w:tc>
-        <w:tc>
-          <w:tcPr>
-            <w:tcW w:type="dxa" w:w="6803"/>
-            <w:vAlign w:val="top"/>
-            <w:shd w:val="clear" w:color="auto" w:fill="F8FAFC"/>
-          </w:tcPr>
-          <w:p>
-            <w:pPr>
-              <w:spacing w:after="0"/>
-            </w:pPr>
-            <w:r>
-              <w:rPr>
-                <w:sz w:val="18"/>
-              </w:rPr>
-              <w:t>Google Places de cada CRM: clave propia cifrada y límite mensual (migración 0034)</w:t>
-            </w:r>
-          </w:p>
-        </w:tc>
-        <w:tc>
-          <w:tcPr>
-            <w:tcW w:type="dxa" w:w="2149"/>
-            <w:vAlign w:val="top"/>
-            <w:shd w:val="clear" w:color="auto" w:fill="F8FAFC"/>
-          </w:tcPr>
-          <w:p>
-            <w:pPr>
-              <w:spacing w:after="0"/>
-            </w:pPr>
-            <w:r>
-              <w:rPr>
-                <w:sz w:val="18"/>
-              </w:rPr>
-              <w:t>HU-17</w:t>
-            </w:r>
-          </w:p>
-        </w:tc>
-      </w:tr>
-      <w:tr>
-        <w:trPr>
-          <w:cantSplit/>
-        </w:trPr>
-        <w:tc>
-          <w:tcPr>
-            <w:tcW w:type="dxa" w:w="1020"/>
-            <w:vAlign w:val="top"/>
-          </w:tcPr>
-          <w:p>
-            <w:pPr>
-              <w:spacing w:after="0"/>
-              <w:jc w:val="center"/>
-            </w:pPr>
-            <w:r>
-              <w:rPr>
-                <w:sz w:val="18"/>
-              </w:rPr>
-              <w:t>10-10</w:t>
-            </w:r>
-          </w:p>
-        </w:tc>
-        <w:tc>
-          <w:tcPr>
-            <w:tcW w:type="dxa" w:w="6803"/>
-            <w:vAlign w:val="top"/>
-          </w:tcPr>
-          <w:p>
-            <w:pPr>
-              <w:spacing w:after="0"/>
-            </w:pPr>
-            <w:r>
-              <w:rPr>
-                <w:sz w:val="18"/>
-              </w:rPr>
-              <w:t>Diagramas de arquitectura 4+1 generados desde el código y documento REV-07</w:t>
-            </w:r>
-          </w:p>
-        </w:tc>
-        <w:tc>
-          <w:tcPr>
-            <w:tcW w:type="dxa" w:w="2149"/>
-            <w:vAlign w:val="top"/>
-          </w:tcPr>
-          <w:p>
-            <w:pPr>
-              <w:spacing w:after="0"/>
-            </w:pPr>
-            <w:r>
-              <w:rPr>
-                <w:sz w:val="18"/>
-              </w:rPr>
-              <w:t>Documentación</w:t>
-            </w:r>
-          </w:p>
-        </w:tc>
-      </w:tr>
-      <w:tr>
-        <w:trPr>
-          <w:cantSplit/>
-        </w:trPr>
-        <w:tc>
-          <w:tcPr>
-            <w:tcW w:type="dxa" w:w="1020"/>
-            <w:vAlign w:val="top"/>
-            <w:shd w:val="clear" w:color="auto" w:fill="F8FAFC"/>
-          </w:tcPr>
-          <w:p>
-            <w:pPr>
-              <w:spacing w:after="0"/>
-              <w:jc w:val="center"/>
-            </w:pPr>
-            <w:r>
-              <w:rPr>
-                <w:sz w:val="18"/>
-              </w:rPr>
-              <w:t>10-10</w:t>
-            </w:r>
-          </w:p>
-        </w:tc>
-        <w:tc>
-          <w:tcPr>
-            <w:tcW w:type="dxa" w:w="6803"/>
-            <w:vAlign w:val="top"/>
-            <w:shd w:val="clear" w:color="auto" w:fill="F8FAFC"/>
-          </w:tcPr>
-          <w:p>
-            <w:pPr>
-              <w:spacing w:after="0"/>
-            </w:pPr>
-            <w:r>
-              <w:rPr>
-                <w:sz w:val="18"/>
-              </w:rPr>
-              <w:t>Tablero Scrumban en GitHub Projects (público, vinculado al repositorio)</w:t>
-            </w:r>
-          </w:p>
-        </w:tc>
-        <w:tc>
-          <w:tcPr>
-            <w:tcW w:type="dxa" w:w="2149"/>
-            <w:vAlign w:val="top"/>
-            <w:shd w:val="clear" w:color="auto" w:fill="F8FAFC"/>
-          </w:tcPr>
-          <w:p>
-            <w:pPr>
-              <w:spacing w:after="0"/>
-            </w:pPr>
-            <w:r>
-              <w:rPr>
-                <w:sz w:val="18"/>
-              </w:rPr>
-              <w:t>Metodología</w:t>
-            </w:r>
-          </w:p>
-        </w:tc>
-      </w:tr>
-      <w:tr>
-        <w:trPr>
-          <w:cantSplit/>
-        </w:trPr>
-        <w:tc>
-          <w:tcPr>
-            <w:tcW w:type="dxa" w:w="1020"/>
-            <w:vAlign w:val="top"/>
-          </w:tcPr>
-          <w:p>
-            <w:pPr>
-              <w:spacing w:after="0"/>
-              <w:jc w:val="center"/>
-            </w:pPr>
-            <w:r>
-              <w:rPr>
-                <w:sz w:val="18"/>
-              </w:rPr>
-              <w:t>10-10</w:t>
-            </w:r>
-          </w:p>
-        </w:tc>
-        <w:tc>
-          <w:tcPr>
-            <w:tcW w:type="dxa" w:w="6803"/>
-            <w:vAlign w:val="top"/>
-          </w:tcPr>
-          <w:p>
-            <w:pPr>
-              <w:spacing w:after="0"/>
-            </w:pPr>
-            <w:r>
-              <w:rPr>
-                <w:sz w:val="18"/>
-              </w:rPr>
-              <w:t>Justificación de la innovación y del piloto (REV-08) e índice de evidencias con capturas (REV-09)</w:t>
-            </w:r>
-          </w:p>
-        </w:tc>
-        <w:tc>
-          <w:tcPr>
-            <w:tcW w:type="dxa" w:w="2149"/>
-            <w:vAlign w:val="top"/>
-          </w:tcPr>
-          <w:p>
-            <w:pPr>
-              <w:spacing w:after="0"/>
-            </w:pPr>
-            <w:r>
-              <w:rPr>
-                <w:sz w:val="18"/>
-              </w:rPr>
-              <w:t>Documentación</w:t>
-            </w:r>
-          </w:p>
-        </w:tc>
-      </w:tr>
-      <w:tr>
-        <w:trPr>
-          <w:cantSplit/>
-        </w:trPr>
-        <w:tc>
-          <w:tcPr>
-            <w:tcW w:type="dxa" w:w="1020"/>
-            <w:vAlign w:val="top"/>
-            <w:shd w:val="clear" w:color="auto" w:fill="F8FAFC"/>
-          </w:tcPr>
-          <w:p>
-            <w:pPr>
-              <w:spacing w:after="0"/>
-              <w:jc w:val="center"/>
-            </w:pPr>
-            <w:r>
-              <w:rPr>
-                <w:sz w:val="18"/>
-              </w:rPr>
-              <w:t>12-10</w:t>
-            </w:r>
-          </w:p>
-        </w:tc>
-        <w:tc>
-          <w:tcPr>
-            <w:tcW w:type="dxa" w:w="6803"/>
-            <w:vAlign w:val="top"/>
-            <w:shd w:val="clear" w:color="auto" w:fill="F8FAFC"/>
-          </w:tcPr>
-          <w:p>
-            <w:pPr>
-              <w:spacing w:after="0"/>
-            </w:pPr>
-            <w:r>
-              <w:rPr>
-                <w:sz w:val="18"/>
-              </w:rPr>
-              <w:t>Google Places opcional: sin clave, el asistente busca con GPT y propone sin teléfonos ni correos</w:t>
-            </w:r>
-          </w:p>
-        </w:tc>
-        <w:tc>
-          <w:tcPr>
-            <w:tcW w:type="dxa" w:w="2149"/>
-            <w:vAlign w:val="top"/>
-            <w:shd w:val="clear" w:color="auto" w:fill="F8FAFC"/>
-          </w:tcPr>
-          <w:p>
-            <w:pPr>
-              <w:spacing w:after="0"/>
-            </w:pPr>
-            <w:r>
-              <w:rPr>
-                <w:sz w:val="18"/>
-              </w:rPr>
-              <w:t>HU-17</w:t>
-            </w:r>
-          </w:p>
-        </w:tc>
-      </w:tr>
-      <w:tr>
-        <w:trPr>
-          <w:cantSplit/>
-        </w:trPr>
-        <w:tc>
-          <w:tcPr>
-            <w:tcW w:type="dxa" w:w="1020"/>
-            <w:vAlign w:val="top"/>
-          </w:tcPr>
-          <w:p>
-            <w:pPr>
-              <w:spacing w:after="0"/>
-              <w:jc w:val="center"/>
-            </w:pPr>
-            <w:r>
-              <w:rPr>
-                <w:sz w:val="18"/>
-              </w:rPr>
-              <w:t>12-10</w:t>
-            </w:r>
-          </w:p>
-        </w:tc>
-        <w:tc>
-          <w:tcPr>
-            <w:tcW w:type="dxa" w:w="6803"/>
-            <w:vAlign w:val="top"/>
-          </w:tcPr>
-          <w:p>
-            <w:pPr>
-              <w:spacing w:after="0"/>
-            </w:pPr>
-            <w:r>
-              <w:rPr>
-                <w:sz w:val="18"/>
-              </w:rPr>
-              <w:t>Prospección guiada: mercado, servicios del catálogo y lugares; sin inventar y sin repetir empresas</w:t>
-            </w:r>
-          </w:p>
-        </w:tc>
-        <w:tc>
-          <w:tcPr>
-            <w:tcW w:type="dxa" w:w="2149"/>
-            <w:vAlign w:val="top"/>
-          </w:tcPr>
-          <w:p>
-            <w:pPr>
-              <w:spacing w:after="0"/>
-            </w:pPr>
-            <w:r>
-              <w:rPr>
-                <w:sz w:val="18"/>
-              </w:rPr>
-              <w:t>HU-12</w:t>
-            </w:r>
-          </w:p>
-        </w:tc>
-      </w:tr>
-      <w:tr>
-        <w:trPr>
-          <w:cantSplit/>
-        </w:trPr>
-        <w:tc>
-          <w:tcPr>
-            <w:tcW w:type="dxa" w:w="1020"/>
-            <w:vAlign w:val="top"/>
-            <w:shd w:val="clear" w:color="auto" w:fill="F8FAFC"/>
-          </w:tcPr>
-          <w:p>
-            <w:pPr>
-              <w:spacing w:after="0"/>
-              <w:jc w:val="center"/>
-            </w:pPr>
-            <w:r>
-              <w:rPr>
-                <w:sz w:val="18"/>
-              </w:rPr>
-              <w:t>12-10</w:t>
-            </w:r>
-          </w:p>
-        </w:tc>
-        <w:tc>
-          <w:tcPr>
-            <w:tcW w:type="dxa" w:w="6803"/>
-            <w:vAlign w:val="top"/>
-            <w:shd w:val="clear" w:color="auto" w:fill="F8FAFC"/>
-          </w:tcPr>
-          <w:p>
-            <w:pPr>
-              <w:spacing w:after="0"/>
-            </w:pPr>
-            <w:r>
-              <w:rPr>
-                <w:sz w:val="18"/>
-              </w:rPr>
-              <w:t>Publicación en producción de la arquitectura 4+1, Google opcional y prospección guiada</w:t>
-            </w:r>
-          </w:p>
-        </w:tc>
-        <w:tc>
-          <w:tcPr>
-            <w:tcW w:type="dxa" w:w="2149"/>
-            <w:vAlign w:val="top"/>
-            <w:shd w:val="clear" w:color="auto" w:fill="F8FAFC"/>
-          </w:tcPr>
-          <w:p>
-            <w:pPr>
-              <w:spacing w:after="0"/>
-            </w:pPr>
-            <w:r>
-              <w:rPr>
-                <w:sz w:val="18"/>
-              </w:rPr>
-              <w:t>HU-12, HU-17</w:t>
-            </w:r>
-          </w:p>
-        </w:tc>
-      </w:tr>
-      <w:tr>
-        <w:trPr>
-          <w:cantSplit/>
-        </w:trPr>
-        <w:tc>
-          <w:tcPr>
-            <w:tcW w:type="dxa" w:w="1020"/>
-            <w:vAlign w:val="top"/>
-          </w:tcPr>
-          <w:p>
-            <w:pPr>
-              <w:spacing w:after="0"/>
-              <w:jc w:val="center"/>
-            </w:pPr>
-            <w:r>
-              <w:rPr>
-                <w:sz w:val="18"/>
-              </w:rPr>
-              <w:t>12-10</w:t>
-            </w:r>
-          </w:p>
-        </w:tc>
-        <w:tc>
-          <w:tcPr>
-            <w:tcW w:type="dxa" w:w="6803"/>
-            <w:vAlign w:val="top"/>
-          </w:tcPr>
-          <w:p>
-            <w:pPr>
-              <w:spacing w:after="0"/>
-            </w:pPr>
-            <w:r>
-              <w:rPr>
-                <w:sz w:val="18"/>
-              </w:rPr>
-              <w:t>Inicio del uso del piloto en la empresa</w:t>
-            </w:r>
-          </w:p>
-        </w:tc>
-        <w:tc>
-          <w:tcPr>
-            <w:tcW w:type="dxa" w:w="2149"/>
-            <w:vAlign w:val="top"/>
-          </w:tcPr>
-          <w:p>
-            <w:pPr>
-              <w:spacing w:after="0"/>
-            </w:pPr>
-            <w:r>
-              <w:rPr>
-                <w:sz w:val="18"/>
-              </w:rPr>
-              <w:t>Piloto</w:t>
-            </w:r>
-          </w:p>
-        </w:tc>
-      </w:tr>
-    </w:tbl>
-    <w:p>
-      <w:pPr>
-        <w:spacing w:after="0" w:before="0" w:line="120" w:lineRule="exact"/>
-      </w:pPr>
-      <w:r>
-        <w:rPr>
-          <w:sz w:val="12"/>
-        </w:rPr>
-      </w:r>
-    </w:p>
-    <w:p>
-      <w:pPr>
         <w:pStyle w:val="Heading1"/>
       </w:pPr>
       <w:r>
-        <w:t>3. Iteración actual (6): tablero</w:t>
+        <w:t>3. Iteración actual (5): tablero</w:t>
       </w:r>
     </w:p>
     <w:p>
@@ -4826,7 +3425,7 @@
         <w:t>Meta:</w:t>
       </w:r>
       <w:r>
-        <w:t xml:space="preserve"> presentar el 13-10-2026 la arquitectura 4+1, la justificación de la innovación y el avance, con evidencia. </w:t>
+        <w:t xml:space="preserve"> dejar el repositorio y la documentación listos para evaluar. </w:t>
       </w:r>
       <w:r>
         <w:rPr>
@@ -4835,7 +3434,7 @@
         <w:t>Período:</w:t>
       </w:r>
       <w:r>
-        <w:t xml:space="preserve"> 07 al 13-10-2026.</w:t>
+        <w:t xml:space="preserve"> 30-09 al 06-10-2026.</w:t>
       </w:r>
     </w:p>
     <w:tbl>
@@ -4928,7 +3527,7 @@
               <w:rPr>
                 <w:sz w:val="18"/>
               </w:rPr>
-              <w:t>Google Places por CRM, con clave y límite propios y pruebas (HU-17)</w:t>
+              <w:t>README con los 7 elementos y estructura de carpetas de la asignatura</w:t>
             </w:r>
           </w:p>
         </w:tc>
@@ -4972,7 +3571,7 @@
               <w:rPr>
                 <w:sz w:val="18"/>
               </w:rPr>
-              <w:t>Plan con fecha de término publicado (HU-21) y landing publicada (HU-22)</w:t>
+              <w:t>Documentación obligatoria: arquitectura, modelo de datos, UML, requisitos no funcionales, pruebas e innovación</w:t>
             </w:r>
           </w:p>
         </w:tc>
@@ -5013,9 +3612,31 @@
             </w:pPr>
             <w:r>
               <w:rPr>
+                <w:rFonts w:ascii="Consolas" w:hAnsi="Consolas" w:eastAsia="Consolas"/>
+                <w:color w:val="9D174D"/>
+                <w:sz w:val="17"/>
+              </w:rPr>
+              <w:t>Dockerfile</w:t>
+            </w:r>
+            <w:r>
+              <w:rPr>
                 <w:sz w:val="18"/>
               </w:rPr>
-              <w:t>Tablero Scrumban en GitHub Projects</w:t>
+              <w:t xml:space="preserve"> y </w:t>
+            </w:r>
+            <w:r>
+              <w:rPr>
+                <w:rFonts w:ascii="Consolas" w:hAnsi="Consolas" w:eastAsia="Consolas"/>
+                <w:color w:val="9D174D"/>
+                <w:sz w:val="17"/>
+              </w:rPr>
+              <w:t>docker-compose.yml</w:t>
+            </w:r>
+            <w:r>
+              <w:rPr>
+                <w:sz w:val="18"/>
+              </w:rPr>
+              <w:t xml:space="preserve"> (la imagen aún no se construyó en el equipo de desarrollo)</w:t>
             </w:r>
           </w:p>
         </w:tc>
@@ -5059,7 +3680,21 @@
               <w:rPr>
                 <w:sz w:val="18"/>
               </w:rPr>
-              <w:t>Arquitectura 4+1: cinco diagramas y documento REV-07</w:t>
+              <w:t>Prueba de rendimiento (</w:t>
+            </w:r>
+            <w:r>
+              <w:rPr>
+                <w:rFonts w:ascii="Consolas" w:hAnsi="Consolas" w:eastAsia="Consolas"/>
+                <w:color w:val="9D174D"/>
+                <w:sz w:val="17"/>
+              </w:rPr>
+              <w:t>npm run test:rendimiento</w:t>
+            </w:r>
+            <w:r>
+              <w:rPr>
+                <w:sz w:val="18"/>
+              </w:rPr>
+              <w:t>)</w:t>
             </w:r>
           </w:p>
         </w:tc>
@@ -5102,7 +3737,7 @@
               <w:rPr>
                 <w:sz w:val="18"/>
               </w:rPr>
-              <w:t>Justificación de la innovación y del piloto (REV-08)</w:t>
+              <w:t>Documentos de metodología en Word (clase del 06-10)</w:t>
             </w:r>
           </w:p>
         </w:tc>
@@ -5146,94 +3781,7 @@
               <w:rPr>
                 <w:sz w:val="18"/>
               </w:rPr>
-              <w:t>Documentos de metodología actualizados con la iteración 5 y 6 (REV-01, 03, 04, 06)</w:t>
-            </w:r>
-          </w:p>
-        </w:tc>
-        <w:tc>
-          <w:tcPr>
-            <w:tcW w:type="dxa" w:w="2035"/>
-            <w:vAlign w:val="top"/>
-            <w:shd w:val="clear" w:color="auto" w:fill="DCFCE7"/>
-          </w:tcPr>
-          <w:p>
-            <w:pPr>
-              <w:spacing w:after="0"/>
-              <w:jc w:val="center"/>
-            </w:pPr>
-            <w:r>
-              <w:rPr>
-                <w:b/>
-                <w:color w:val="166534"/>
-                <w:sz w:val="18"/>
-              </w:rPr>
-              <w:t>Hecho</w:t>
-            </w:r>
-          </w:p>
-        </w:tc>
-      </w:tr>
-      <w:tr>
-        <w:trPr>
-          <w:cantSplit/>
-        </w:trPr>
-        <w:tc>
-          <w:tcPr>
-            <w:tcW w:type="dxa" w:w="7937"/>
-            <w:vAlign w:val="top"/>
-          </w:tcPr>
-          <w:p>
-            <w:pPr>
-              <w:spacing w:after="0"/>
-            </w:pPr>
-            <w:r>
-              <w:rPr>
-                <w:sz w:val="18"/>
-              </w:rPr>
-              <w:t>Índice de evidencias con capturas (REV-09) y presentación</w:t>
-            </w:r>
-          </w:p>
-        </w:tc>
-        <w:tc>
-          <w:tcPr>
-            <w:tcW w:type="dxa" w:w="2035"/>
-            <w:vAlign w:val="top"/>
-            <w:shd w:val="clear" w:color="auto" w:fill="DCFCE7"/>
-          </w:tcPr>
-          <w:p>
-            <w:pPr>
-              <w:spacing w:after="0"/>
-              <w:jc w:val="center"/>
-            </w:pPr>
-            <w:r>
-              <w:rPr>
-                <w:b/>
-                <w:color w:val="166534"/>
-                <w:sz w:val="18"/>
-              </w:rPr>
-              <w:t>Hecho</w:t>
-            </w:r>
-          </w:p>
-        </w:tc>
-      </w:tr>
-      <w:tr>
-        <w:trPr>
-          <w:cantSplit/>
-        </w:trPr>
-        <w:tc>
-          <w:tcPr>
-            <w:tcW w:type="dxa" w:w="7937"/>
-            <w:vAlign w:val="top"/>
-            <w:shd w:val="clear" w:color="auto" w:fill="F8FAFC"/>
-          </w:tcPr>
-          <w:p>
-            <w:pPr>
-              <w:spacing w:after="0"/>
-            </w:pPr>
-            <w:r>
-              <w:rPr>
-                <w:sz w:val="18"/>
-              </w:rPr>
-              <w:t>Inicio del uso del piloto en la empresa (12-10) y primeras mediciones</w:t>
+              <w:t>Evidencias de la Fase 1: 1.3 Autoevaluación, 1.4 Formativa, 1.5 Guía de definición y presentación del proyecto</w:t>
             </w:r>
           </w:p>
         </w:tc>
@@ -5320,7 +3868,7 @@
               <w:rPr>
                 <w:sz w:val="18"/>
               </w:rPr>
-              <w:t>Contratar y pagar en línea (HU-18) y revisión legal (HU-19)</w:t>
+              <w:t>Retrospectiva de la iteración 5 (al cierre, 06-10-2026)</w:t>
             </w:r>
           </w:p>
         </w:tc>
